--- a/annexe12/Annexe12_SQLite.docx
+++ b/annexe12/Annexe12_SQLite.docx
@@ -1,6 +1,6 @@
 
 <file path=word/document.xml><?xml version="1.0" encoding="utf-8"?>
-<w:document xmlns:wpc="http://schemas.microsoft.com/office/word/2010/wordprocessingCanvas" xmlns:cx="http://schemas.microsoft.com/office/drawing/2014/chartex" xmlns:cx1="http://schemas.microsoft.com/office/drawing/2015/9/8/chartex" xmlns:cx2="http://schemas.microsoft.com/office/drawing/2015/10/21/chartex" xmlns:cx3="http://schemas.microsoft.com/office/drawing/2016/5/9/chartex" xmlns:cx4="http://schemas.microsoft.com/office/drawing/2016/5/10/chartex" xmlns:cx5="http://schemas.microsoft.com/office/drawing/2016/5/11/chartex" xmlns:cx6="http://schemas.microsoft.com/office/drawing/2016/5/12/chartex" xmlns:cx7="http://schemas.microsoft.com/office/drawing/2016/5/13/chartex" xmlns:cx8="http://schemas.microsoft.com/office/drawing/2016/5/14/chartex" xmlns:mc="http://schemas.openxmlformats.org/markup-compatibility/2006" xmlns:aink="http://schemas.microsoft.com/office/drawing/2016/ink" xmlns:am3d="http://schemas.microsoft.com/office/drawing/2017/model3d" xmlns:o="urn:schemas-microsoft-com:office:office" xmlns:oel="http://schemas.microsoft.com/office/2019/extlst" xmlns:r="http://schemas.openxmlformats.org/officeDocument/2006/relationships" xmlns:m="http://schemas.openxmlformats.org/officeDocument/2006/math" xmlns:v="urn:schemas-microsoft-com:vml" xmlns:wp14="http://schemas.microsoft.com/office/word/2010/wordprocessingDrawing" xmlns:wp="http://schemas.openxmlformats.org/drawingml/2006/wordprocessingDrawing" xmlns:w10="urn:schemas-microsoft-com:office:word" xmlns:w="http://schemas.openxmlformats.org/wordprocessingml/2006/main" xmlns:w14="http://schemas.microsoft.com/office/word/2010/wordml" xmlns:w15="http://schemas.microsoft.com/office/word/2012/wordml" xmlns:w16cex="http://schemas.microsoft.com/office/word/2018/wordml/cex" xmlns:w16cid="http://schemas.microsoft.com/office/word/2016/wordml/cid" xmlns:w16="http://schemas.microsoft.com/office/word/2018/wordml" xmlns:w16sdtdh="http://schemas.microsoft.com/office/word/2020/wordml/sdtdatahash" xmlns:w16se="http://schemas.microsoft.com/office/word/2015/wordml/symex" xmlns:wpg="http://schemas.microsoft.com/office/word/2010/wordprocessingGroup" xmlns:wpi="http://schemas.microsoft.com/office/word/2010/wordprocessingInk" xmlns:wne="http://schemas.microsoft.com/office/word/2006/wordml" xmlns:wps="http://schemas.microsoft.com/office/word/2010/wordprocessingShape" mc:Ignorable="w14 w15 w16se w16cid w16 w16cex w16sdtdh wp14">
+<w:document xmlns:wpc="http://schemas.microsoft.com/office/word/2010/wordprocessingCanvas" xmlns:cx="http://schemas.microsoft.com/office/drawing/2014/chartex" xmlns:cx1="http://schemas.microsoft.com/office/drawing/2015/9/8/chartex" xmlns:cx2="http://schemas.microsoft.com/office/drawing/2015/10/21/chartex" xmlns:cx3="http://schemas.microsoft.com/office/drawing/2016/5/9/chartex" xmlns:cx4="http://schemas.microsoft.com/office/drawing/2016/5/10/chartex" xmlns:cx5="http://schemas.microsoft.com/office/drawing/2016/5/11/chartex" xmlns:cx6="http://schemas.microsoft.com/office/drawing/2016/5/12/chartex" xmlns:cx7="http://schemas.microsoft.com/office/drawing/2016/5/13/chartex" xmlns:cx8="http://schemas.microsoft.com/office/drawing/2016/5/14/chartex" xmlns:mc="http://schemas.openxmlformats.org/markup-compatibility/2006" xmlns:aink="http://schemas.microsoft.com/office/drawing/2016/ink" xmlns:am3d="http://schemas.microsoft.com/office/drawing/2017/model3d" xmlns:o="urn:schemas-microsoft-com:office:office" xmlns:oel="http://schemas.microsoft.com/office/2019/extlst" xmlns:r="http://schemas.openxmlformats.org/officeDocument/2006/relationships" xmlns:m="http://schemas.openxmlformats.org/officeDocument/2006/math" xmlns:v="urn:schemas-microsoft-com:vml" xmlns:wp14="http://schemas.microsoft.com/office/word/2010/wordprocessingDrawing" xmlns:wp="http://schemas.openxmlformats.org/drawingml/2006/wordprocessingDrawing" xmlns:w10="urn:schemas-microsoft-com:office:word" xmlns:w="http://schemas.openxmlformats.org/wordprocessingml/2006/main" xmlns:w14="http://schemas.microsoft.com/office/word/2010/wordml" xmlns:w15="http://schemas.microsoft.com/office/word/2012/wordml" xmlns:w16cex="http://schemas.microsoft.com/office/word/2018/wordml/cex" xmlns:w16cid="http://schemas.microsoft.com/office/word/2016/wordml/cid" xmlns:w16="http://schemas.microsoft.com/office/word/2018/wordml" xmlns:w16du="http://schemas.microsoft.com/office/word/2023/wordml/word16du" xmlns:w16sdtdh="http://schemas.microsoft.com/office/word/2020/wordml/sdtdatahash" xmlns:w16sdtfl="http://schemas.microsoft.com/office/word/2024/wordml/sdtformatlock" xmlns:w16se="http://schemas.microsoft.com/office/word/2015/wordml/symex" xmlns:wpg="http://schemas.microsoft.com/office/word/2010/wordprocessingGroup" xmlns:wpi="http://schemas.microsoft.com/office/word/2010/wordprocessingInk" xmlns:wne="http://schemas.microsoft.com/office/word/2006/wordml" xmlns:wps="http://schemas.microsoft.com/office/word/2010/wordprocessingShape" mc:Ignorable="w14 w15 w16se w16cid w16 w16cex w16sdtdh w16sdtfl w16du wp14">
   <w:body>
     <w:p>
       <w:pPr>
@@ -349,6 +349,24 @@
           <w:szCs w:val="26"/>
         </w:rPr>
         <w:t xml:space="preserve"> on doit donc créer la base de données et les tables.</w:t>
+      </w:r>
+    </w:p>
+    <w:p>
+      <w:pPr>
+        <w:spacing w:after="200" w:line="276" w:lineRule="auto"/>
+        <w:rPr>
+          <w:rFonts w:ascii="Tw Cen MT" w:hAnsi="Tw Cen MT"/>
+          <w:sz w:val="26"/>
+          <w:szCs w:val="26"/>
+        </w:rPr>
+      </w:pPr>
+      <w:r>
+        <w:rPr>
+          <w:rFonts w:ascii="Tw Cen MT" w:hAnsi="Tw Cen MT"/>
+          <w:sz w:val="26"/>
+          <w:szCs w:val="26"/>
+        </w:rPr>
+        <w:t xml:space="preserve">Les champs c est les colonnes et les sont les lignes </w:t>
       </w:r>
     </w:p>
     <w:p>
@@ -583,8 +601,36 @@
           <w:sz w:val="26"/>
           <w:szCs w:val="26"/>
         </w:rPr>
-        <w:t>** index :  INTEGER PRIMARY KEY AUTOINCREMENT ( doit s'appeler _id )</w:t>
-      </w:r>
+        <w:t xml:space="preserve">** index :  INTEGER PRIMARY KEY AUTOINCREMENT </w:t>
+      </w:r>
+      <w:proofErr w:type="gramStart"/>
+      <w:r>
+        <w:rPr>
+          <w:rFonts w:ascii="Tw Cen MT" w:hAnsi="Tw Cen MT"/>
+          <w:sz w:val="26"/>
+          <w:szCs w:val="26"/>
+        </w:rPr>
+        <w:t>( doit</w:t>
+      </w:r>
+      <w:proofErr w:type="gramEnd"/>
+      <w:r>
+        <w:rPr>
+          <w:rFonts w:ascii="Tw Cen MT" w:hAnsi="Tw Cen MT"/>
+          <w:sz w:val="26"/>
+          <w:szCs w:val="26"/>
+        </w:rPr>
+        <w:t xml:space="preserve"> s'appeler _</w:t>
+      </w:r>
+      <w:proofErr w:type="gramStart"/>
+      <w:r>
+        <w:rPr>
+          <w:rFonts w:ascii="Tw Cen MT" w:hAnsi="Tw Cen MT"/>
+          <w:sz w:val="26"/>
+          <w:szCs w:val="26"/>
+        </w:rPr>
+        <w:t>id )</w:t>
+      </w:r>
+      <w:proofErr w:type="gramEnd"/>
     </w:p>
     <w:p>
       <w:pPr>
@@ -623,6 +669,7 @@
           <w:sz w:val="26"/>
           <w:szCs w:val="26"/>
         </w:rPr>
+        <w:lastRenderedPageBreak/>
         <w:t>Exercice</w:t>
       </w:r>
       <w:r>
@@ -697,7 +744,6 @@
                 <w:sz w:val="26"/>
                 <w:szCs w:val="26"/>
               </w:rPr>
-              <w:lastRenderedPageBreak/>
               <w:t>Nom</w:t>
             </w:r>
           </w:p>
@@ -1351,11 +1397,16 @@
         <w:t xml:space="preserve"> (permet de créer nos tables</w:t>
       </w:r>
       <w:r>
-        <w:t xml:space="preserve"> et les opérations sur elles </w:t>
+        <w:t xml:space="preserve"> et les opérations sur </w:t>
+      </w:r>
+      <w:proofErr w:type="gramStart"/>
+      <w:r>
+        <w:t xml:space="preserve">elles </w:t>
       </w:r>
       <w:r>
         <w:t>)</w:t>
       </w:r>
+      <w:proofErr w:type="gramEnd"/>
     </w:p>
     <w:p>
       <w:pPr>
@@ -1452,7 +1503,25 @@
           <w:b/>
           <w:sz w:val="28"/>
         </w:rPr>
-        <w:t xml:space="preserve"> ( singleton )</w:t>
+        <w:t xml:space="preserve"> </w:t>
+      </w:r>
+      <w:proofErr w:type="gramStart"/>
+      <w:r>
+        <w:rPr>
+          <w:rFonts w:ascii="Courier New" w:hAnsi="Courier New" w:cs="Courier New"/>
+          <w:b/>
+          <w:sz w:val="28"/>
+        </w:rPr>
+        <w:t>( singleton</w:t>
+      </w:r>
+      <w:proofErr w:type="gramEnd"/>
+      <w:r>
+        <w:rPr>
+          <w:rFonts w:ascii="Courier New" w:hAnsi="Courier New" w:cs="Courier New"/>
+          <w:b/>
+          <w:sz w:val="28"/>
+        </w:rPr>
+        <w:t xml:space="preserve"> )</w:t>
       </w:r>
     </w:p>
     <w:p>
@@ -1516,6 +1585,42 @@
     <w:p>
       <w:pPr>
         <w:spacing w:after="200" w:line="276" w:lineRule="auto"/>
+        <w:ind w:left="708" w:firstLine="708"/>
+        <w:jc w:val="left"/>
+      </w:pPr>
+      <w:r>
+        <w:t>Le nom de la base de données : annexe12</w:t>
+      </w:r>
+    </w:p>
+    <w:p>
+      <w:pPr>
+        <w:spacing w:after="200" w:line="276" w:lineRule="auto"/>
+        <w:ind w:left="708" w:firstLine="708"/>
+        <w:jc w:val="left"/>
+      </w:pPr>
+      <w:r>
+        <w:t xml:space="preserve">Version :1 </w:t>
+      </w:r>
+    </w:p>
+    <w:p>
+      <w:pPr>
+        <w:spacing w:after="200" w:line="276" w:lineRule="auto"/>
+        <w:ind w:left="708" w:firstLine="708"/>
+        <w:jc w:val="left"/>
+      </w:pPr>
+      <w:proofErr w:type="spellStart"/>
+      <w:r>
+        <w:t>Factory</w:t>
+      </w:r>
+      <w:proofErr w:type="spellEnd"/>
+      <w:r>
+        <w:t xml:space="preserve"> : c’est une fabrique de curseur </w:t>
+      </w:r>
+    </w:p>
+    <w:p>
+      <w:pPr>
+        <w:spacing w:after="200" w:line="276" w:lineRule="auto"/>
+        <w:ind w:left="708" w:firstLine="708"/>
         <w:jc w:val="left"/>
       </w:pPr>
     </w:p>
@@ -1578,7 +1683,16 @@
           <w:sz w:val="26"/>
           <w:szCs w:val="26"/>
         </w:rPr>
-        <w:t xml:space="preserve"> ( </w:t>
+        <w:t> </w:t>
+      </w:r>
+      <w:proofErr w:type="gramStart"/>
+      <w:r>
+        <w:rPr>
+          <w:rFonts w:ascii="Courier New" w:hAnsi="Courier New" w:cs="Courier New"/>
+          <w:sz w:val="26"/>
+          <w:szCs w:val="26"/>
+        </w:rPr>
+        <w:t xml:space="preserve">( </w:t>
       </w:r>
       <w:proofErr w:type="spellStart"/>
       <w:r>
@@ -1590,6 +1704,7 @@
         <w:t>SQLiteDatabase</w:t>
       </w:r>
       <w:proofErr w:type="spellEnd"/>
+      <w:proofErr w:type="gramEnd"/>
       <w:r>
         <w:rPr>
           <w:rFonts w:ascii="Courier New" w:hAnsi="Courier New" w:cs="Courier New"/>
@@ -1599,6 +1714,7 @@
         <w:t xml:space="preserve"> </w:t>
       </w:r>
       <w:proofErr w:type="spellStart"/>
+      <w:proofErr w:type="gramStart"/>
       <w:r>
         <w:rPr>
           <w:rFonts w:ascii="Courier New" w:hAnsi="Courier New" w:cs="Courier New"/>
@@ -1616,6 +1732,7 @@
         </w:rPr>
         <w:t xml:space="preserve"> )</w:t>
       </w:r>
+      <w:proofErr w:type="gramEnd"/>
     </w:p>
     <w:p>
       <w:pPr>
@@ -1695,7 +1812,6 @@
           <w:sz w:val="26"/>
           <w:szCs w:val="26"/>
         </w:rPr>
-        <w:lastRenderedPageBreak/>
         <w:t xml:space="preserve">Méthode </w:t>
       </w:r>
       <w:proofErr w:type="spellStart"/>
@@ -1714,7 +1830,16 @@
           <w:sz w:val="26"/>
           <w:szCs w:val="26"/>
         </w:rPr>
-        <w:t xml:space="preserve"> ( </w:t>
+        <w:t xml:space="preserve"> </w:t>
+      </w:r>
+      <w:proofErr w:type="gramStart"/>
+      <w:r>
+        <w:rPr>
+          <w:rFonts w:ascii="Courier New" w:hAnsi="Courier New" w:cs="Courier New"/>
+          <w:sz w:val="26"/>
+          <w:szCs w:val="26"/>
+        </w:rPr>
+        <w:t xml:space="preserve">( </w:t>
       </w:r>
       <w:proofErr w:type="spellStart"/>
       <w:r>
@@ -1726,6 +1851,7 @@
         <w:t>SQLiteDatabase</w:t>
       </w:r>
       <w:proofErr w:type="spellEnd"/>
+      <w:proofErr w:type="gramEnd"/>
       <w:r>
         <w:rPr>
           <w:rFonts w:ascii="Courier New" w:hAnsi="Courier New" w:cs="Courier New"/>
@@ -1807,6 +1933,7 @@
         <w:t xml:space="preserve"> </w:t>
       </w:r>
       <w:proofErr w:type="spellStart"/>
+      <w:proofErr w:type="gramStart"/>
       <w:r>
         <w:rPr>
           <w:rFonts w:ascii="Courier New" w:hAnsi="Courier New" w:cs="Courier New"/>
@@ -1824,6 +1951,7 @@
         </w:rPr>
         <w:t xml:space="preserve"> )</w:t>
       </w:r>
+      <w:proofErr w:type="gramEnd"/>
     </w:p>
     <w:p>
       <w:pPr>
@@ -1854,7 +1982,6 @@
         <w:placeholder>
           <w:docPart w:val="DefaultPlaceholder_-1854013440"/>
         </w:placeholder>
-        <w:showingPlcHdr/>
       </w:sdtPr>
       <w:sdtContent>
         <w:p>
@@ -1868,11 +1995,127 @@
               <w:szCs w:val="26"/>
             </w:rPr>
           </w:pPr>
+          <w:proofErr w:type="spellStart"/>
+          <w:proofErr w:type="gramStart"/>
           <w:r>
             <w:rPr>
-              <w:rStyle w:val="Textedelespacerserv"/>
+              <w:rFonts w:ascii="Tw Cen MT" w:hAnsi="Tw Cen MT"/>
+              <w:sz w:val="26"/>
+              <w:szCs w:val="26"/>
             </w:rPr>
-            <w:t>Cliquez ou appuyez ici pour entrer du texte.</w:t>
+            <w:t>appele</w:t>
+          </w:r>
+          <w:proofErr w:type="spellEnd"/>
+          <w:proofErr w:type="gramEnd"/>
+          <w:r>
+            <w:rPr>
+              <w:rFonts w:ascii="Tw Cen MT" w:hAnsi="Tw Cen MT"/>
+              <w:sz w:val="26"/>
+              <w:szCs w:val="26"/>
+            </w:rPr>
+            <w:t xml:space="preserve"> </w:t>
+          </w:r>
+          <w:r>
+            <w:rPr>
+              <w:rFonts w:ascii="Tw Cen MT" w:hAnsi="Tw Cen MT"/>
+              <w:sz w:val="26"/>
+              <w:szCs w:val="26"/>
+            </w:rPr>
+            <w:t>automatiquement</w:t>
+          </w:r>
+          <w:r>
+            <w:rPr>
+              <w:rFonts w:ascii="Tw Cen MT" w:hAnsi="Tw Cen MT"/>
+              <w:sz w:val="26"/>
+              <w:szCs w:val="26"/>
+            </w:rPr>
+            <w:t xml:space="preserve"> </w:t>
+          </w:r>
+          <w:r>
+            <w:rPr>
+              <w:rFonts w:ascii="Tw Cen MT" w:hAnsi="Tw Cen MT"/>
+              <w:sz w:val="26"/>
+              <w:szCs w:val="26"/>
+            </w:rPr>
+            <w:t>si le</w:t>
+          </w:r>
+          <w:r>
+            <w:rPr>
+              <w:rFonts w:ascii="Tw Cen MT" w:hAnsi="Tw Cen MT"/>
+              <w:sz w:val="26"/>
+              <w:szCs w:val="26"/>
+            </w:rPr>
+            <w:t xml:space="preserve"> # </w:t>
+          </w:r>
+          <w:r>
+            <w:rPr>
+              <w:rFonts w:ascii="Tw Cen MT" w:hAnsi="Tw Cen MT"/>
+              <w:sz w:val="26"/>
+              <w:szCs w:val="26"/>
+            </w:rPr>
+            <w:t>de</w:t>
+          </w:r>
+          <w:r>
+            <w:rPr>
+              <w:rFonts w:ascii="Tw Cen MT" w:hAnsi="Tw Cen MT"/>
+              <w:sz w:val="26"/>
+              <w:szCs w:val="26"/>
+            </w:rPr>
+            <w:t xml:space="preserve"> VERISON est </w:t>
+          </w:r>
+          <w:proofErr w:type="spellStart"/>
+          <w:r>
+            <w:rPr>
+              <w:rFonts w:ascii="Tw Cen MT" w:hAnsi="Tw Cen MT"/>
+              <w:sz w:val="26"/>
+              <w:szCs w:val="26"/>
+            </w:rPr>
+            <w:t>sueperieur</w:t>
+          </w:r>
+          <w:proofErr w:type="spellEnd"/>
+          <w:r>
+            <w:rPr>
+              <w:rFonts w:ascii="Tw Cen MT" w:hAnsi="Tw Cen MT"/>
+              <w:sz w:val="26"/>
+              <w:szCs w:val="26"/>
+            </w:rPr>
+            <w:t xml:space="preserve"> a celui stocké dans </w:t>
+          </w:r>
+          <w:proofErr w:type="spellStart"/>
+          <w:r>
+            <w:rPr>
+              <w:rFonts w:ascii="Tw Cen MT" w:hAnsi="Tw Cen MT"/>
+              <w:sz w:val="26"/>
+              <w:szCs w:val="26"/>
+            </w:rPr>
+            <w:t>la’appareil</w:t>
+          </w:r>
+          <w:proofErr w:type="spellEnd"/>
+          <w:r>
+            <w:rPr>
+              <w:rFonts w:ascii="Tw Cen MT" w:hAnsi="Tw Cen MT"/>
+              <w:sz w:val="26"/>
+              <w:szCs w:val="26"/>
+            </w:rPr>
+            <w:t xml:space="preserve"> (</w:t>
+          </w:r>
+          <w:proofErr w:type="spellStart"/>
+          <w:r>
+            <w:rPr>
+              <w:rFonts w:ascii="Tw Cen MT" w:hAnsi="Tw Cen MT"/>
+              <w:sz w:val="26"/>
+              <w:szCs w:val="26"/>
+            </w:rPr>
+            <w:t>fichier.db</w:t>
+          </w:r>
+          <w:proofErr w:type="spellEnd"/>
+          <w:r>
+            <w:rPr>
+              <w:rFonts w:ascii="Tw Cen MT" w:hAnsi="Tw Cen MT"/>
+              <w:sz w:val="26"/>
+              <w:szCs w:val="26"/>
+            </w:rPr>
+            <w:t>)</w:t>
           </w:r>
         </w:p>
       </w:sdtContent>
@@ -1953,8 +2196,8 @@
       </w:tblPr>
       <w:tblGrid>
         <w:gridCol w:w="2089"/>
-        <w:gridCol w:w="3402"/>
-        <w:gridCol w:w="4115"/>
+        <w:gridCol w:w="3363"/>
+        <w:gridCol w:w="4154"/>
       </w:tblGrid>
       <w:tr>
         <w:tc>
@@ -2005,6 +2248,7 @@
               </w:rPr>
             </w:pPr>
             <w:proofErr w:type="spellStart"/>
+            <w:proofErr w:type="gramStart"/>
             <w:r>
               <w:rPr>
                 <w:rFonts w:ascii="Courier New" w:hAnsi="Courier New" w:cs="Courier New"/>
@@ -2014,6 +2258,7 @@
               <w:t>execSQL</w:t>
             </w:r>
             <w:proofErr w:type="spellEnd"/>
+            <w:proofErr w:type="gramEnd"/>
           </w:p>
         </w:tc>
         <w:tc>
@@ -2045,6 +2290,7 @@
                 <w:szCs w:val="26"/>
               </w:rPr>
             </w:pPr>
+            <w:proofErr w:type="gramStart"/>
             <w:r>
               <w:rPr>
                 <w:rFonts w:ascii="Tw Cen MT" w:hAnsi="Tw Cen MT"/>
@@ -2063,14 +2309,25 @@
               <w:t>create</w:t>
             </w:r>
             <w:proofErr w:type="spellEnd"/>
-            <w:r>
-              <w:rPr>
-                <w:rFonts w:ascii="Tw Cen MT" w:hAnsi="Tw Cen MT"/>
-                <w:sz w:val="26"/>
-                <w:szCs w:val="26"/>
-              </w:rPr>
-              <w:t xml:space="preserve"> table )</w:t>
-            </w:r>
+            <w:proofErr w:type="gramEnd"/>
+            <w:r>
+              <w:rPr>
+                <w:rFonts w:ascii="Tw Cen MT" w:hAnsi="Tw Cen MT"/>
+                <w:sz w:val="26"/>
+                <w:szCs w:val="26"/>
+              </w:rPr>
+              <w:t xml:space="preserve"> </w:t>
+            </w:r>
+            <w:proofErr w:type="gramStart"/>
+            <w:r>
+              <w:rPr>
+                <w:rFonts w:ascii="Tw Cen MT" w:hAnsi="Tw Cen MT"/>
+                <w:sz w:val="26"/>
+                <w:szCs w:val="26"/>
+              </w:rPr>
+              <w:t>table )</w:t>
+            </w:r>
+            <w:proofErr w:type="gramEnd"/>
           </w:p>
           <w:p>
             <w:pPr>
@@ -2128,6 +2385,7 @@
                 <w:szCs w:val="26"/>
               </w:rPr>
             </w:pPr>
+            <w:proofErr w:type="gramStart"/>
             <w:r>
               <w:rPr>
                 <w:rFonts w:ascii="Courier New" w:hAnsi="Courier New" w:cs="Courier New"/>
@@ -2136,6 +2394,7 @@
               </w:rPr>
               <w:t>insert</w:t>
             </w:r>
+            <w:proofErr w:type="gramEnd"/>
           </w:p>
         </w:tc>
         <w:tc>
@@ -2225,6 +2484,68 @@
                 <w:szCs w:val="26"/>
               </w:rPr>
             </w:pPr>
+            <w:r>
+              <w:rPr>
+                <w:rFonts w:ascii="Tw Cen MT" w:hAnsi="Tw Cen MT"/>
+                <w:sz w:val="26"/>
+                <w:szCs w:val="26"/>
+              </w:rPr>
+              <w:t>-nom de la table : inventeur</w:t>
+            </w:r>
+          </w:p>
+          <w:p>
+            <w:pPr>
+              <w:rPr>
+                <w:rFonts w:ascii="Tw Cen MT" w:hAnsi="Tw Cen MT"/>
+                <w:sz w:val="26"/>
+                <w:szCs w:val="26"/>
+              </w:rPr>
+            </w:pPr>
+            <w:r>
+              <w:rPr>
+                <w:rFonts w:ascii="Tw Cen MT" w:hAnsi="Tw Cen MT"/>
+                <w:sz w:val="26"/>
+                <w:szCs w:val="26"/>
+              </w:rPr>
+              <w:t>-</w:t>
+            </w:r>
+            <w:proofErr w:type="spellStart"/>
+            <w:r>
+              <w:rPr>
+                <w:rFonts w:ascii="Tw Cen MT" w:hAnsi="Tw Cen MT"/>
+                <w:sz w:val="26"/>
+                <w:szCs w:val="26"/>
+              </w:rPr>
+              <w:t>null</w:t>
+            </w:r>
+            <w:proofErr w:type="spellEnd"/>
+          </w:p>
+          <w:p>
+            <w:pPr>
+              <w:rPr>
+                <w:rFonts w:ascii="Tw Cen MT" w:hAnsi="Tw Cen MT"/>
+                <w:sz w:val="26"/>
+                <w:szCs w:val="26"/>
+              </w:rPr>
+            </w:pPr>
+            <w:r>
+              <w:rPr>
+                <w:rFonts w:ascii="Tw Cen MT" w:hAnsi="Tw Cen MT"/>
+                <w:sz w:val="26"/>
+                <w:szCs w:val="26"/>
+              </w:rPr>
+              <w:t xml:space="preserve">-Objet </w:t>
+            </w:r>
+            <w:proofErr w:type="spellStart"/>
+            <w:r>
+              <w:rPr>
+                <w:rFonts w:ascii="Tw Cen MT" w:hAnsi="Tw Cen MT"/>
+                <w:sz w:val="26"/>
+                <w:szCs w:val="26"/>
+              </w:rPr>
+              <w:t>ContentValues</w:t>
+            </w:r>
+            <w:proofErr w:type="spellEnd"/>
           </w:p>
         </w:tc>
       </w:tr>
@@ -2319,7 +2640,6 @@
             <w:placeholder>
               <w:docPart w:val="DefaultPlaceholder_-1854013440"/>
             </w:placeholder>
-            <w:showingPlcHdr/>
           </w:sdtPr>
           <w:sdtContent>
             <w:tc>
@@ -2336,9 +2656,39 @@
                 </w:pPr>
                 <w:r>
                   <w:rPr>
-                    <w:rStyle w:val="Textedelespacerserv"/>
+                    <w:rFonts w:ascii="Tw Cen MT" w:hAnsi="Tw Cen MT"/>
+                    <w:sz w:val="26"/>
+                    <w:szCs w:val="26"/>
                   </w:rPr>
-                  <w:t>Cliquez ou appuyez ici pour entrer du texte.</w:t>
+                  <w:t xml:space="preserve">Fonctionne comme une </w:t>
+                </w:r>
+                <w:proofErr w:type="spellStart"/>
+                <w:proofErr w:type="gramStart"/>
+                <w:r>
+                  <w:rPr>
+                    <w:rFonts w:ascii="Tw Cen MT" w:hAnsi="Tw Cen MT"/>
+                    <w:sz w:val="26"/>
+                    <w:szCs w:val="26"/>
+                  </w:rPr>
+                  <w:t>hashmap</w:t>
+                </w:r>
+                <w:proofErr w:type="spellEnd"/>
+                <w:r>
+                  <w:rPr>
+                    <w:rFonts w:ascii="Tw Cen MT" w:hAnsi="Tw Cen MT"/>
+                    <w:sz w:val="26"/>
+                    <w:szCs w:val="26"/>
+                  </w:rPr>
+                  <w:t>(</w:t>
+                </w:r>
+                <w:proofErr w:type="gramEnd"/>
+                <w:r>
+                  <w:rPr>
+                    <w:rFonts w:ascii="Tw Cen MT" w:hAnsi="Tw Cen MT"/>
+                    <w:sz w:val="26"/>
+                    <w:szCs w:val="26"/>
+                  </w:rPr>
+                  <w:t>clé – valeur)</w:t>
                 </w:r>
               </w:p>
             </w:tc>
@@ -2447,9 +2797,19 @@
       <w:r>
         <w:t xml:space="preserve">Ouvrir une instance de la base de données </w:t>
       </w:r>
-      <w:r>
-        <w:t>( l’appeler dans le constructeur )</w:t>
-      </w:r>
+      <w:proofErr w:type="gramStart"/>
+      <w:r>
+        <w:t>( l’appeler</w:t>
+      </w:r>
+      <w:proofErr w:type="gramEnd"/>
+      <w:r>
+        <w:t xml:space="preserve"> dans le </w:t>
+      </w:r>
+      <w:proofErr w:type="gramStart"/>
+      <w:r>
+        <w:t>constructeur )</w:t>
+      </w:r>
+      <w:proofErr w:type="gramEnd"/>
     </w:p>
     <w:p>
       <w:pPr>
@@ -2519,7 +2879,6 @@
           <w:sz w:val="24"/>
           <w:szCs w:val="24"/>
         </w:rPr>
-        <w:lastRenderedPageBreak/>
         <w:t>Pour vous aider :</w:t>
       </w:r>
     </w:p>
@@ -2646,6 +3005,7 @@
                 <w:szCs w:val="26"/>
               </w:rPr>
             </w:pPr>
+            <w:proofErr w:type="gramStart"/>
             <w:r>
               <w:rPr>
                 <w:rFonts w:ascii="Tw Cen MT" w:hAnsi="Tw Cen MT"/>
@@ -2654,6 +3014,7 @@
               </w:rPr>
               <w:t>insert</w:t>
             </w:r>
+            <w:proofErr w:type="gramEnd"/>
           </w:p>
         </w:tc>
         <w:tc>
@@ -2677,6 +3038,7 @@
               <w:t xml:space="preserve">Insert (les données à insérer doivent être englobées dans un objet </w:t>
             </w:r>
             <w:proofErr w:type="spellStart"/>
+            <w:proofErr w:type="gramStart"/>
             <w:r>
               <w:rPr>
                 <w:rFonts w:ascii="Courier New" w:hAnsi="Courier New" w:cs="Courier New"/>
@@ -2694,6 +3056,7 @@
               </w:rPr>
               <w:t xml:space="preserve"> )</w:t>
             </w:r>
+            <w:proofErr w:type="gramEnd"/>
           </w:p>
         </w:tc>
         <w:tc>
@@ -2733,6 +3096,7 @@
               </w:rPr>
             </w:pPr>
             <w:proofErr w:type="spellStart"/>
+            <w:proofErr w:type="gramStart"/>
             <w:r>
               <w:rPr>
                 <w:rFonts w:ascii="Tw Cen MT" w:hAnsi="Tw Cen MT"/>
@@ -2742,6 +3106,7 @@
               <w:t>delete</w:t>
             </w:r>
             <w:proofErr w:type="spellEnd"/>
+            <w:proofErr w:type="gramEnd"/>
           </w:p>
         </w:tc>
         <w:tc>
@@ -2757,6 +3122,7 @@
               </w:rPr>
             </w:pPr>
             <w:proofErr w:type="spellStart"/>
+            <w:proofErr w:type="gramStart"/>
             <w:r>
               <w:rPr>
                 <w:rFonts w:ascii="Tw Cen MT" w:hAnsi="Tw Cen MT"/>
@@ -2766,6 +3132,7 @@
               <w:t>delete</w:t>
             </w:r>
             <w:proofErr w:type="spellEnd"/>
+            <w:proofErr w:type="gramEnd"/>
           </w:p>
         </w:tc>
         <w:tc>
@@ -2796,6 +3163,7 @@
                 <w:szCs w:val="26"/>
               </w:rPr>
             </w:pPr>
+            <w:proofErr w:type="gramStart"/>
             <w:r>
               <w:rPr>
                 <w:rFonts w:ascii="Tw Cen MT" w:hAnsi="Tw Cen MT"/>
@@ -2804,6 +3172,7 @@
               </w:rPr>
               <w:t>update</w:t>
             </w:r>
+            <w:proofErr w:type="gramEnd"/>
           </w:p>
         </w:tc>
         <w:tc>
@@ -2818,6 +3187,7 @@
                 <w:szCs w:val="26"/>
               </w:rPr>
             </w:pPr>
+            <w:proofErr w:type="gramStart"/>
             <w:r>
               <w:rPr>
                 <w:rFonts w:ascii="Tw Cen MT" w:hAnsi="Tw Cen MT"/>
@@ -2826,6 +3196,7 @@
               </w:rPr>
               <w:t>update</w:t>
             </w:r>
+            <w:proofErr w:type="gramEnd"/>
           </w:p>
         </w:tc>
         <w:tc>
@@ -2879,6 +3250,7 @@
               </w:rPr>
             </w:pPr>
             <w:proofErr w:type="spellStart"/>
+            <w:proofErr w:type="gramStart"/>
             <w:r>
               <w:rPr>
                 <w:rFonts w:ascii="Courier New" w:hAnsi="Courier New" w:cs="Courier New"/>
@@ -2888,6 +3260,7 @@
               <w:t>rawQuery</w:t>
             </w:r>
             <w:proofErr w:type="spellEnd"/>
+            <w:proofErr w:type="gramEnd"/>
             <w:r>
               <w:rPr>
                 <w:rFonts w:ascii="Tw Cen MT" w:hAnsi="Tw Cen MT"/>
@@ -2915,13 +3288,23 @@
                 <w:szCs w:val="26"/>
               </w:rPr>
             </w:pPr>
-            <w:r>
-              <w:rPr>
-                <w:rFonts w:ascii="Tw Cen MT" w:hAnsi="Tw Cen MT"/>
-                <w:sz w:val="26"/>
-                <w:szCs w:val="26"/>
-              </w:rPr>
-              <w:t xml:space="preserve">retourne un </w:t>
+            <w:proofErr w:type="gramStart"/>
+            <w:r>
+              <w:rPr>
+                <w:rFonts w:ascii="Tw Cen MT" w:hAnsi="Tw Cen MT"/>
+                <w:sz w:val="26"/>
+                <w:szCs w:val="26"/>
+              </w:rPr>
+              <w:t>retourne</w:t>
+            </w:r>
+            <w:proofErr w:type="gramEnd"/>
+            <w:r>
+              <w:rPr>
+                <w:rFonts w:ascii="Tw Cen MT" w:hAnsi="Tw Cen MT"/>
+                <w:sz w:val="26"/>
+                <w:szCs w:val="26"/>
+              </w:rPr>
+              <w:t xml:space="preserve"> un </w:t>
             </w:r>
             <w:proofErr w:type="spellStart"/>
             <w:r>
@@ -2948,6 +3331,7 @@
               </w:rPr>
             </w:pPr>
             <w:proofErr w:type="spellStart"/>
+            <w:proofErr w:type="gramStart"/>
             <w:r>
               <w:rPr>
                 <w:rFonts w:ascii="Courier New" w:hAnsi="Courier New" w:cs="Courier New"/>
@@ -2957,6 +3341,7 @@
               <w:t>createStatement</w:t>
             </w:r>
             <w:proofErr w:type="spellEnd"/>
+            <w:proofErr w:type="gramEnd"/>
             <w:r>
               <w:rPr>
                 <w:rFonts w:ascii="Tw Cen MT" w:hAnsi="Tw Cen MT"/>
@@ -2984,13 +3369,23 @@
                 <w:szCs w:val="26"/>
               </w:rPr>
             </w:pPr>
-            <w:r>
-              <w:rPr>
-                <w:rFonts w:ascii="Tw Cen MT" w:hAnsi="Tw Cen MT"/>
-                <w:sz w:val="26"/>
-                <w:szCs w:val="26"/>
-              </w:rPr>
-              <w:t xml:space="preserve">retourne un </w:t>
+            <w:proofErr w:type="gramStart"/>
+            <w:r>
+              <w:rPr>
+                <w:rFonts w:ascii="Tw Cen MT" w:hAnsi="Tw Cen MT"/>
+                <w:sz w:val="26"/>
+                <w:szCs w:val="26"/>
+              </w:rPr>
+              <w:t>retourne</w:t>
+            </w:r>
+            <w:proofErr w:type="gramEnd"/>
+            <w:r>
+              <w:rPr>
+                <w:rFonts w:ascii="Tw Cen MT" w:hAnsi="Tw Cen MT"/>
+                <w:sz w:val="26"/>
+                <w:szCs w:val="26"/>
+              </w:rPr>
+              <w:t xml:space="preserve"> un </w:t>
             </w:r>
             <w:proofErr w:type="spellStart"/>
             <w:r>
@@ -3024,7 +3419,16 @@
                 <w:sz w:val="26"/>
                 <w:szCs w:val="26"/>
               </w:rPr>
-              <w:t>Autres commandes qui ne retournent pas de résultats (</w:t>
+              <w:t xml:space="preserve">Autres commandes qui ne retournent pas de résultats </w:t>
+            </w:r>
+            <w:proofErr w:type="gramStart"/>
+            <w:r>
+              <w:rPr>
+                <w:rFonts w:ascii="Tw Cen MT" w:hAnsi="Tw Cen MT"/>
+                <w:sz w:val="26"/>
+                <w:szCs w:val="26"/>
+              </w:rPr>
+              <w:t>(</w:t>
             </w:r>
             <w:r>
               <w:t xml:space="preserve"> </w:t>
@@ -3039,13 +3443,32 @@
               <w:t>create</w:t>
             </w:r>
             <w:proofErr w:type="spellEnd"/>
-            <w:r>
-              <w:rPr>
-                <w:rFonts w:ascii="Tw Cen MT" w:hAnsi="Tw Cen MT"/>
-                <w:sz w:val="26"/>
-                <w:szCs w:val="26"/>
-              </w:rPr>
-              <w:t xml:space="preserve"> table, etc. ) </w:t>
+            <w:proofErr w:type="gramEnd"/>
+            <w:r>
+              <w:rPr>
+                <w:rFonts w:ascii="Tw Cen MT" w:hAnsi="Tw Cen MT"/>
+                <w:sz w:val="26"/>
+                <w:szCs w:val="26"/>
+              </w:rPr>
+              <w:t xml:space="preserve"> table, </w:t>
+            </w:r>
+            <w:proofErr w:type="gramStart"/>
+            <w:r>
+              <w:rPr>
+                <w:rFonts w:ascii="Tw Cen MT" w:hAnsi="Tw Cen MT"/>
+                <w:sz w:val="26"/>
+                <w:szCs w:val="26"/>
+              </w:rPr>
+              <w:t>etc. )</w:t>
+            </w:r>
+            <w:proofErr w:type="gramEnd"/>
+            <w:r>
+              <w:rPr>
+                <w:rFonts w:ascii="Tw Cen MT" w:hAnsi="Tw Cen MT"/>
+                <w:sz w:val="26"/>
+                <w:szCs w:val="26"/>
+              </w:rPr>
+              <w:t xml:space="preserve"> </w:t>
             </w:r>
           </w:p>
         </w:tc>
@@ -3062,6 +3485,7 @@
               </w:rPr>
             </w:pPr>
             <w:proofErr w:type="spellStart"/>
+            <w:proofErr w:type="gramStart"/>
             <w:r>
               <w:rPr>
                 <w:rFonts w:ascii="Courier New" w:hAnsi="Courier New" w:cs="Courier New"/>
@@ -3071,6 +3495,7 @@
               <w:t>execSQL</w:t>
             </w:r>
             <w:proofErr w:type="spellEnd"/>
+            <w:proofErr w:type="gramEnd"/>
           </w:p>
         </w:tc>
         <w:tc>
@@ -3224,9 +3649,28 @@
                 <w:sz w:val="26"/>
                 <w:szCs w:val="26"/>
               </w:rPr>
-              <w:t xml:space="preserve">Équivalent JDBC         ( </w:t>
+              <w:t xml:space="preserve">Équivalent JDBC      </w:t>
+            </w:r>
+            <w:proofErr w:type="gramStart"/>
+            <w:r>
+              <w:rPr>
+                <w:rFonts w:ascii="Tw Cen MT" w:hAnsi="Tw Cen MT"/>
+                <w:sz w:val="26"/>
+                <w:szCs w:val="26"/>
+              </w:rPr>
+              <w:t xml:space="preserve">   (</w:t>
+            </w:r>
+            <w:proofErr w:type="gramEnd"/>
+            <w:r>
+              <w:rPr>
+                <w:rFonts w:ascii="Tw Cen MT" w:hAnsi="Tw Cen MT"/>
+                <w:sz w:val="26"/>
+                <w:szCs w:val="26"/>
+              </w:rPr>
+              <w:t xml:space="preserve"> </w:t>
             </w:r>
             <w:proofErr w:type="spellStart"/>
+            <w:proofErr w:type="gramStart"/>
             <w:r>
               <w:rPr>
                 <w:rFonts w:ascii="Courier New" w:hAnsi="Courier New" w:cs="Courier New"/>
@@ -3244,6 +3688,7 @@
               </w:rPr>
               <w:t xml:space="preserve"> )</w:t>
             </w:r>
+            <w:proofErr w:type="gramEnd"/>
           </w:p>
         </w:tc>
       </w:tr>
@@ -3283,6 +3728,7 @@
               </w:rPr>
             </w:pPr>
             <w:proofErr w:type="spellStart"/>
+            <w:proofErr w:type="gramStart"/>
             <w:r>
               <w:rPr>
                 <w:rFonts w:ascii="Courier New" w:hAnsi="Courier New" w:cs="Courier New"/>
@@ -3298,7 +3744,16 @@
                 <w:sz w:val="20"/>
                 <w:szCs w:val="20"/>
               </w:rPr>
-              <w:t>()</w:t>
+              <w:t>(</w:t>
+            </w:r>
+            <w:proofErr w:type="gramEnd"/>
+            <w:r>
+              <w:rPr>
+                <w:rFonts w:ascii="Courier New" w:hAnsi="Courier New" w:cs="Courier New"/>
+                <w:sz w:val="20"/>
+                <w:szCs w:val="20"/>
+              </w:rPr>
+              <w:t>)</w:t>
             </w:r>
           </w:p>
         </w:tc>
@@ -3315,6 +3770,7 @@
               </w:rPr>
             </w:pPr>
             <w:proofErr w:type="spellStart"/>
+            <w:proofErr w:type="gramStart"/>
             <w:r>
               <w:rPr>
                 <w:rFonts w:ascii="Courier New" w:hAnsi="Courier New" w:cs="Courier New"/>
@@ -3330,7 +3786,16 @@
                 <w:sz w:val="20"/>
                 <w:szCs w:val="20"/>
               </w:rPr>
-              <w:t>()</w:t>
+              <w:t>(</w:t>
+            </w:r>
+            <w:proofErr w:type="gramEnd"/>
+            <w:r>
+              <w:rPr>
+                <w:rFonts w:ascii="Courier New" w:hAnsi="Courier New" w:cs="Courier New"/>
+                <w:sz w:val="20"/>
+                <w:szCs w:val="20"/>
+              </w:rPr>
+              <w:t>)</w:t>
             </w:r>
           </w:p>
         </w:tc>
@@ -3371,6 +3836,7 @@
               </w:rPr>
             </w:pPr>
             <w:proofErr w:type="spellStart"/>
+            <w:proofErr w:type="gramStart"/>
             <w:r>
               <w:rPr>
                 <w:rFonts w:ascii="Courier New" w:hAnsi="Courier New" w:cs="Courier New"/>
@@ -3386,7 +3852,16 @@
                 <w:sz w:val="20"/>
                 <w:szCs w:val="20"/>
               </w:rPr>
-              <w:t>()</w:t>
+              <w:t>(</w:t>
+            </w:r>
+            <w:proofErr w:type="gramEnd"/>
+            <w:r>
+              <w:rPr>
+                <w:rFonts w:ascii="Courier New" w:hAnsi="Courier New" w:cs="Courier New"/>
+                <w:sz w:val="20"/>
+                <w:szCs w:val="20"/>
+              </w:rPr>
+              <w:t>)</w:t>
             </w:r>
           </w:p>
         </w:tc>
@@ -3403,6 +3878,7 @@
               </w:rPr>
             </w:pPr>
             <w:proofErr w:type="spellStart"/>
+            <w:proofErr w:type="gramStart"/>
             <w:r>
               <w:rPr>
                 <w:rFonts w:ascii="Courier New" w:hAnsi="Courier New" w:cs="Courier New"/>
@@ -3418,7 +3894,16 @@
                 <w:sz w:val="20"/>
                 <w:szCs w:val="20"/>
               </w:rPr>
-              <w:t>()</w:t>
+              <w:t>(</w:t>
+            </w:r>
+            <w:proofErr w:type="gramEnd"/>
+            <w:r>
+              <w:rPr>
+                <w:rFonts w:ascii="Courier New" w:hAnsi="Courier New" w:cs="Courier New"/>
+                <w:sz w:val="20"/>
+                <w:szCs w:val="20"/>
+              </w:rPr>
+              <w:t>)</w:t>
             </w:r>
           </w:p>
         </w:tc>
@@ -3466,9 +3951,9 @@
                 <w:szCs w:val="20"/>
                 <w:lang w:val="en-CA"/>
               </w:rPr>
-              <w:t xml:space="preserve">while ( ! </w:t>
-            </w:r>
-            <w:proofErr w:type="spellStart"/>
+              <w:t xml:space="preserve">while </w:t>
+            </w:r>
+            <w:proofErr w:type="gramStart"/>
             <w:r>
               <w:rPr>
                 <w:rFonts w:ascii="Courier New" w:hAnsi="Courier New" w:cs="Courier New"/>
@@ -3476,9 +3961,31 @@
                 <w:szCs w:val="20"/>
                 <w:lang w:val="en-CA"/>
               </w:rPr>
+              <w:t>( !</w:t>
+            </w:r>
+            <w:proofErr w:type="gramEnd"/>
+            <w:r>
+              <w:rPr>
+                <w:rFonts w:ascii="Courier New" w:hAnsi="Courier New" w:cs="Courier New"/>
+                <w:sz w:val="20"/>
+                <w:szCs w:val="20"/>
+                <w:lang w:val="en-CA"/>
+              </w:rPr>
+              <w:t xml:space="preserve"> </w:t>
+            </w:r>
+            <w:proofErr w:type="spellStart"/>
+            <w:proofErr w:type="gramStart"/>
+            <w:r>
+              <w:rPr>
+                <w:rFonts w:ascii="Courier New" w:hAnsi="Courier New" w:cs="Courier New"/>
+                <w:sz w:val="20"/>
+                <w:szCs w:val="20"/>
+                <w:lang w:val="en-CA"/>
+              </w:rPr>
               <w:t>curseur.isAfterLast</w:t>
             </w:r>
             <w:proofErr w:type="spellEnd"/>
+            <w:proofErr w:type="gramEnd"/>
             <w:r>
               <w:rPr>
                 <w:rFonts w:ascii="Courier New" w:hAnsi="Courier New" w:cs="Courier New"/>
@@ -3527,9 +4034,9 @@
                 <w:szCs w:val="20"/>
                 <w:lang w:val="en-CA"/>
               </w:rPr>
-              <w:t xml:space="preserve">while ( </w:t>
-            </w:r>
-            <w:proofErr w:type="spellStart"/>
+              <w:t xml:space="preserve">while </w:t>
+            </w:r>
+            <w:proofErr w:type="gramStart"/>
             <w:r>
               <w:rPr>
                 <w:rFonts w:ascii="Courier New" w:hAnsi="Courier New" w:cs="Courier New"/>
@@ -3539,9 +4046,9 @@
                 <w:szCs w:val="20"/>
                 <w:lang w:val="en-CA"/>
               </w:rPr>
-              <w:t>curseur.moveToNext</w:t>
-            </w:r>
-            <w:proofErr w:type="spellEnd"/>
+              <w:t xml:space="preserve">( </w:t>
+            </w:r>
+            <w:proofErr w:type="spellStart"/>
             <w:r>
               <w:rPr>
                 <w:rFonts w:ascii="Courier New" w:hAnsi="Courier New" w:cs="Courier New"/>
@@ -3551,7 +4058,55 @@
                 <w:szCs w:val="20"/>
                 <w:lang w:val="en-CA"/>
               </w:rPr>
-              <w:t>())</w:t>
+              <w:t>curseur</w:t>
+            </w:r>
+            <w:proofErr w:type="gramEnd"/>
+            <w:r>
+              <w:rPr>
+                <w:rFonts w:ascii="Courier New" w:hAnsi="Courier New" w:cs="Courier New"/>
+                <w:b/>
+                <w:bCs/>
+                <w:sz w:val="20"/>
+                <w:szCs w:val="20"/>
+                <w:lang w:val="en-CA"/>
+              </w:rPr>
+              <w:t>.</w:t>
+            </w:r>
+            <w:proofErr w:type="gramStart"/>
+            <w:r>
+              <w:rPr>
+                <w:rFonts w:ascii="Courier New" w:hAnsi="Courier New" w:cs="Courier New"/>
+                <w:b/>
+                <w:bCs/>
+                <w:sz w:val="20"/>
+                <w:szCs w:val="20"/>
+                <w:lang w:val="en-CA"/>
+              </w:rPr>
+              <w:t>moveToNext</w:t>
+            </w:r>
+            <w:proofErr w:type="spellEnd"/>
+            <w:r>
+              <w:rPr>
+                <w:rFonts w:ascii="Courier New" w:hAnsi="Courier New" w:cs="Courier New"/>
+                <w:b/>
+                <w:bCs/>
+                <w:sz w:val="20"/>
+                <w:szCs w:val="20"/>
+                <w:lang w:val="en-CA"/>
+              </w:rPr>
+              <w:t>(</w:t>
+            </w:r>
+            <w:proofErr w:type="gramEnd"/>
+            <w:r>
+              <w:rPr>
+                <w:rFonts w:ascii="Courier New" w:hAnsi="Courier New" w:cs="Courier New"/>
+                <w:b/>
+                <w:bCs/>
+                <w:sz w:val="20"/>
+                <w:szCs w:val="20"/>
+                <w:lang w:val="en-CA"/>
+              </w:rPr>
+              <w:t>))</w:t>
             </w:r>
           </w:p>
         </w:tc>
@@ -3575,9 +4130,9 @@
                 <w:szCs w:val="20"/>
                 <w:lang w:val="en-US"/>
               </w:rPr>
-              <w:t>while ( !</w:t>
-            </w:r>
-            <w:proofErr w:type="spellStart"/>
+              <w:t xml:space="preserve">while </w:t>
+            </w:r>
+            <w:proofErr w:type="gramStart"/>
             <w:r>
               <w:rPr>
                 <w:rFonts w:ascii="Courier New" w:hAnsi="Courier New" w:cs="Courier New"/>
@@ -3585,9 +4140,9 @@
                 <w:szCs w:val="20"/>
                 <w:lang w:val="en-US"/>
               </w:rPr>
-              <w:t>rs.next</w:t>
-            </w:r>
-            <w:proofErr w:type="spellEnd"/>
+              <w:t>( !</w:t>
+            </w:r>
+            <w:proofErr w:type="spellStart"/>
             <w:r>
               <w:rPr>
                 <w:rFonts w:ascii="Courier New" w:hAnsi="Courier New" w:cs="Courier New"/>
@@ -3595,7 +4150,47 @@
                 <w:szCs w:val="20"/>
                 <w:lang w:val="en-US"/>
               </w:rPr>
-              <w:t>())</w:t>
+              <w:t>rs</w:t>
+            </w:r>
+            <w:proofErr w:type="gramEnd"/>
+            <w:r>
+              <w:rPr>
+                <w:rFonts w:ascii="Courier New" w:hAnsi="Courier New" w:cs="Courier New"/>
+                <w:sz w:val="20"/>
+                <w:szCs w:val="20"/>
+                <w:lang w:val="en-US"/>
+              </w:rPr>
+              <w:t>.</w:t>
+            </w:r>
+            <w:proofErr w:type="gramStart"/>
+            <w:r>
+              <w:rPr>
+                <w:rFonts w:ascii="Courier New" w:hAnsi="Courier New" w:cs="Courier New"/>
+                <w:sz w:val="20"/>
+                <w:szCs w:val="20"/>
+                <w:lang w:val="en-US"/>
+              </w:rPr>
+              <w:t>next</w:t>
+            </w:r>
+            <w:proofErr w:type="spellEnd"/>
+            <w:r>
+              <w:rPr>
+                <w:rFonts w:ascii="Courier New" w:hAnsi="Courier New" w:cs="Courier New"/>
+                <w:sz w:val="20"/>
+                <w:szCs w:val="20"/>
+                <w:lang w:val="en-US"/>
+              </w:rPr>
+              <w:t>(</w:t>
+            </w:r>
+            <w:proofErr w:type="gramEnd"/>
+            <w:r>
+              <w:rPr>
+                <w:rFonts w:ascii="Courier New" w:hAnsi="Courier New" w:cs="Courier New"/>
+                <w:sz w:val="20"/>
+                <w:szCs w:val="20"/>
+                <w:lang w:val="en-US"/>
+              </w:rPr>
+              <w:t>))</w:t>
             </w:r>
           </w:p>
         </w:tc>
@@ -3654,6 +4249,7 @@
               </w:rPr>
             </w:pPr>
             <w:proofErr w:type="spellStart"/>
+            <w:proofErr w:type="gramStart"/>
             <w:r>
               <w:rPr>
                 <w:rFonts w:ascii="Courier New" w:hAnsi="Courier New" w:cs="Courier New"/>
@@ -3669,15 +4265,16 @@
                 <w:sz w:val="20"/>
                 <w:szCs w:val="20"/>
               </w:rPr>
-              <w:t>(numéro du champ</w:t>
-            </w:r>
+              <w:t>(</w:t>
+            </w:r>
+            <w:proofErr w:type="gramEnd"/>
             <w:r>
               <w:rPr>
                 <w:rFonts w:ascii="Courier New" w:hAnsi="Courier New" w:cs="Courier New"/>
                 <w:sz w:val="20"/>
                 <w:szCs w:val="20"/>
               </w:rPr>
-              <w:t xml:space="preserve"> dans l’ensemble de résultats</w:t>
+              <w:t>numéro du champ</w:t>
             </w:r>
             <w:r>
               <w:rPr>
@@ -3685,8 +4282,44 @@
                 <w:sz w:val="20"/>
                 <w:szCs w:val="20"/>
               </w:rPr>
-              <w:t xml:space="preserve"> ( commence à 0 )</w:t>
-            </w:r>
+              <w:t xml:space="preserve"> dans l’ensemble de résultats</w:t>
+            </w:r>
+            <w:r>
+              <w:rPr>
+                <w:rFonts w:ascii="Courier New" w:hAnsi="Courier New" w:cs="Courier New"/>
+                <w:sz w:val="20"/>
+                <w:szCs w:val="20"/>
+              </w:rPr>
+              <w:t xml:space="preserve"> </w:t>
+            </w:r>
+            <w:proofErr w:type="gramStart"/>
+            <w:r>
+              <w:rPr>
+                <w:rFonts w:ascii="Courier New" w:hAnsi="Courier New" w:cs="Courier New"/>
+                <w:sz w:val="20"/>
+                <w:szCs w:val="20"/>
+              </w:rPr>
+              <w:t>( commence</w:t>
+            </w:r>
+            <w:proofErr w:type="gramEnd"/>
+            <w:r>
+              <w:rPr>
+                <w:rFonts w:ascii="Courier New" w:hAnsi="Courier New" w:cs="Courier New"/>
+                <w:sz w:val="20"/>
+                <w:szCs w:val="20"/>
+              </w:rPr>
+              <w:t xml:space="preserve"> à </w:t>
+            </w:r>
+            <w:proofErr w:type="gramStart"/>
+            <w:r>
+              <w:rPr>
+                <w:rFonts w:ascii="Courier New" w:hAnsi="Courier New" w:cs="Courier New"/>
+                <w:sz w:val="20"/>
+                <w:szCs w:val="20"/>
+              </w:rPr>
+              <w:t>0 )</w:t>
+            </w:r>
+            <w:proofErr w:type="gramEnd"/>
             <w:r>
               <w:rPr>
                 <w:rFonts w:ascii="Courier New" w:hAnsi="Courier New" w:cs="Courier New"/>
@@ -3710,6 +4343,7 @@
               </w:rPr>
             </w:pPr>
             <w:proofErr w:type="spellStart"/>
+            <w:proofErr w:type="gramStart"/>
             <w:r>
               <w:rPr>
                 <w:rFonts w:ascii="Courier New" w:hAnsi="Courier New" w:cs="Courier New"/>
@@ -3725,8 +4359,27 @@
                 <w:sz w:val="20"/>
                 <w:szCs w:val="20"/>
               </w:rPr>
-              <w:t>( numéro du champ )</w:t>
-            </w:r>
+              <w:t>( numéro</w:t>
+            </w:r>
+            <w:proofErr w:type="gramEnd"/>
+            <w:r>
+              <w:rPr>
+                <w:rFonts w:ascii="Courier New" w:hAnsi="Courier New" w:cs="Courier New"/>
+                <w:sz w:val="20"/>
+                <w:szCs w:val="20"/>
+              </w:rPr>
+              <w:t xml:space="preserve"> du </w:t>
+            </w:r>
+            <w:proofErr w:type="gramStart"/>
+            <w:r>
+              <w:rPr>
+                <w:rFonts w:ascii="Courier New" w:hAnsi="Courier New" w:cs="Courier New"/>
+                <w:sz w:val="20"/>
+                <w:szCs w:val="20"/>
+              </w:rPr>
+              <w:t>champ )</w:t>
+            </w:r>
+            <w:proofErr w:type="gramEnd"/>
           </w:p>
         </w:tc>
       </w:tr>
@@ -3753,6 +4406,7 @@
         <w:jc w:val="left"/>
       </w:pPr>
       <w:r>
+        <w:lastRenderedPageBreak/>
         <w:t>Exercices :</w:t>
       </w:r>
     </w:p>
@@ -3832,13 +4486,21 @@
           <w:sz w:val="28"/>
         </w:rPr>
       </w:pPr>
+      <w:proofErr w:type="gramStart"/>
       <w:r>
         <w:rPr>
           <w:b/>
           <w:sz w:val="28"/>
         </w:rPr>
-        <w:lastRenderedPageBreak/>
-        <w:t>exercice : Annexe 1</w:t>
+        <w:t>exercice</w:t>
+      </w:r>
+      <w:proofErr w:type="gramEnd"/>
+      <w:r>
+        <w:rPr>
+          <w:b/>
+          <w:sz w:val="28"/>
+        </w:rPr>
+        <w:t xml:space="preserve"> : Annexe 1</w:t>
       </w:r>
       <w:r>
         <w:rPr>
@@ -3884,7 +4546,7 @@
 </file>
 
 <file path=word/endnotes.xml><?xml version="1.0" encoding="utf-8"?>
-<w:endnotes xmlns:wpc="http://schemas.microsoft.com/office/word/2010/wordprocessingCanvas" xmlns:cx="http://schemas.microsoft.com/office/drawing/2014/chartex" xmlns:cx1="http://schemas.microsoft.com/office/drawing/2015/9/8/chartex" xmlns:cx2="http://schemas.microsoft.com/office/drawing/2015/10/21/chartex" xmlns:cx3="http://schemas.microsoft.com/office/drawing/2016/5/9/chartex" xmlns:cx4="http://schemas.microsoft.com/office/drawing/2016/5/10/chartex" xmlns:cx5="http://schemas.microsoft.com/office/drawing/2016/5/11/chartex" xmlns:cx6="http://schemas.microsoft.com/office/drawing/2016/5/12/chartex" xmlns:cx7="http://schemas.microsoft.com/office/drawing/2016/5/13/chartex" xmlns:cx8="http://schemas.microsoft.com/office/drawing/2016/5/14/chartex" xmlns:mc="http://schemas.openxmlformats.org/markup-compatibility/2006" xmlns:aink="http://schemas.microsoft.com/office/drawing/2016/ink" xmlns:am3d="http://schemas.microsoft.com/office/drawing/2017/model3d" xmlns:o="urn:schemas-microsoft-com:office:office" xmlns:oel="http://schemas.microsoft.com/office/2019/extlst" xmlns:r="http://schemas.openxmlformats.org/officeDocument/2006/relationships" xmlns:m="http://schemas.openxmlformats.org/officeDocument/2006/math" xmlns:v="urn:schemas-microsoft-com:vml" xmlns:wp14="http://schemas.microsoft.com/office/word/2010/wordprocessingDrawing" xmlns:wp="http://schemas.openxmlformats.org/drawingml/2006/wordprocessingDrawing" xmlns:w10="urn:schemas-microsoft-com:office:word" xmlns:w="http://schemas.openxmlformats.org/wordprocessingml/2006/main" xmlns:w14="http://schemas.microsoft.com/office/word/2010/wordml" xmlns:w15="http://schemas.microsoft.com/office/word/2012/wordml" xmlns:w16cex="http://schemas.microsoft.com/office/word/2018/wordml/cex" xmlns:w16cid="http://schemas.microsoft.com/office/word/2016/wordml/cid" xmlns:w16="http://schemas.microsoft.com/office/word/2018/wordml" xmlns:w16sdtdh="http://schemas.microsoft.com/office/word/2020/wordml/sdtdatahash" xmlns:w16se="http://schemas.microsoft.com/office/word/2015/wordml/symex" xmlns:wpg="http://schemas.microsoft.com/office/word/2010/wordprocessingGroup" xmlns:wpi="http://schemas.microsoft.com/office/word/2010/wordprocessingInk" xmlns:wne="http://schemas.microsoft.com/office/word/2006/wordml" xmlns:wps="http://schemas.microsoft.com/office/word/2010/wordprocessingShape" mc:Ignorable="w14 w15 w16se w16cid w16 w16cex w16sdtdh wp14">
+<w:endnotes xmlns:wpc="http://schemas.microsoft.com/office/word/2010/wordprocessingCanvas" xmlns:cx="http://schemas.microsoft.com/office/drawing/2014/chartex" xmlns:cx1="http://schemas.microsoft.com/office/drawing/2015/9/8/chartex" xmlns:cx2="http://schemas.microsoft.com/office/drawing/2015/10/21/chartex" xmlns:cx3="http://schemas.microsoft.com/office/drawing/2016/5/9/chartex" xmlns:cx4="http://schemas.microsoft.com/office/drawing/2016/5/10/chartex" xmlns:cx5="http://schemas.microsoft.com/office/drawing/2016/5/11/chartex" xmlns:cx6="http://schemas.microsoft.com/office/drawing/2016/5/12/chartex" xmlns:cx7="http://schemas.microsoft.com/office/drawing/2016/5/13/chartex" xmlns:cx8="http://schemas.microsoft.com/office/drawing/2016/5/14/chartex" xmlns:mc="http://schemas.openxmlformats.org/markup-compatibility/2006" xmlns:aink="http://schemas.microsoft.com/office/drawing/2016/ink" xmlns:am3d="http://schemas.microsoft.com/office/drawing/2017/model3d" xmlns:o="urn:schemas-microsoft-com:office:office" xmlns:oel="http://schemas.microsoft.com/office/2019/extlst" xmlns:r="http://schemas.openxmlformats.org/officeDocument/2006/relationships" xmlns:m="http://schemas.openxmlformats.org/officeDocument/2006/math" xmlns:v="urn:schemas-microsoft-com:vml" xmlns:wp14="http://schemas.microsoft.com/office/word/2010/wordprocessingDrawing" xmlns:wp="http://schemas.openxmlformats.org/drawingml/2006/wordprocessingDrawing" xmlns:w10="urn:schemas-microsoft-com:office:word" xmlns:w="http://schemas.openxmlformats.org/wordprocessingml/2006/main" xmlns:w14="http://schemas.microsoft.com/office/word/2010/wordml" xmlns:w15="http://schemas.microsoft.com/office/word/2012/wordml" xmlns:w16cex="http://schemas.microsoft.com/office/word/2018/wordml/cex" xmlns:w16cid="http://schemas.microsoft.com/office/word/2016/wordml/cid" xmlns:w16="http://schemas.microsoft.com/office/word/2018/wordml" xmlns:w16du="http://schemas.microsoft.com/office/word/2023/wordml/word16du" xmlns:w16sdtdh="http://schemas.microsoft.com/office/word/2020/wordml/sdtdatahash" xmlns:w16sdtfl="http://schemas.microsoft.com/office/word/2024/wordml/sdtformatlock" xmlns:w16se="http://schemas.microsoft.com/office/word/2015/wordml/symex" xmlns:wpg="http://schemas.microsoft.com/office/word/2010/wordprocessingGroup" xmlns:wpi="http://schemas.microsoft.com/office/word/2010/wordprocessingInk" xmlns:wne="http://schemas.microsoft.com/office/word/2006/wordml" xmlns:wps="http://schemas.microsoft.com/office/word/2010/wordprocessingShape" mc:Ignorable="w14 w15 w16se w16cid w16 w16cex w16sdtdh w16sdtfl w16du wp14">
   <w:endnote w:type="separator" w:id="-1">
     <w:p>
       <w:r>
@@ -3903,7 +4565,7 @@
 </file>
 
 <file path=word/footer1.xml><?xml version="1.0" encoding="utf-8"?>
-<w:ftr xmlns:wpc="http://schemas.microsoft.com/office/word/2010/wordprocessingCanvas" xmlns:cx="http://schemas.microsoft.com/office/drawing/2014/chartex" xmlns:cx1="http://schemas.microsoft.com/office/drawing/2015/9/8/chartex" xmlns:cx2="http://schemas.microsoft.com/office/drawing/2015/10/21/chartex" xmlns:cx3="http://schemas.microsoft.com/office/drawing/2016/5/9/chartex" xmlns:cx4="http://schemas.microsoft.com/office/drawing/2016/5/10/chartex" xmlns:cx5="http://schemas.microsoft.com/office/drawing/2016/5/11/chartex" xmlns:cx6="http://schemas.microsoft.com/office/drawing/2016/5/12/chartex" xmlns:cx7="http://schemas.microsoft.com/office/drawing/2016/5/13/chartex" xmlns:cx8="http://schemas.microsoft.com/office/drawing/2016/5/14/chartex" xmlns:mc="http://schemas.openxmlformats.org/markup-compatibility/2006" xmlns:aink="http://schemas.microsoft.com/office/drawing/2016/ink" xmlns:am3d="http://schemas.microsoft.com/office/drawing/2017/model3d" xmlns:o="urn:schemas-microsoft-com:office:office" xmlns:oel="http://schemas.microsoft.com/office/2019/extlst" xmlns:r="http://schemas.openxmlformats.org/officeDocument/2006/relationships" xmlns:m="http://schemas.openxmlformats.org/officeDocument/2006/math" xmlns:v="urn:schemas-microsoft-com:vml" xmlns:wp14="http://schemas.microsoft.com/office/word/2010/wordprocessingDrawing" xmlns:wp="http://schemas.openxmlformats.org/drawingml/2006/wordprocessingDrawing" xmlns:w10="urn:schemas-microsoft-com:office:word" xmlns:w="http://schemas.openxmlformats.org/wordprocessingml/2006/main" xmlns:w14="http://schemas.microsoft.com/office/word/2010/wordml" xmlns:w15="http://schemas.microsoft.com/office/word/2012/wordml" xmlns:w16cex="http://schemas.microsoft.com/office/word/2018/wordml/cex" xmlns:w16cid="http://schemas.microsoft.com/office/word/2016/wordml/cid" xmlns:w16="http://schemas.microsoft.com/office/word/2018/wordml" xmlns:w16sdtdh="http://schemas.microsoft.com/office/word/2020/wordml/sdtdatahash" xmlns:w16se="http://schemas.microsoft.com/office/word/2015/wordml/symex" xmlns:wpg="http://schemas.microsoft.com/office/word/2010/wordprocessingGroup" xmlns:wpi="http://schemas.microsoft.com/office/word/2010/wordprocessingInk" xmlns:wne="http://schemas.microsoft.com/office/word/2006/wordml" xmlns:wps="http://schemas.microsoft.com/office/word/2010/wordprocessingShape" mc:Ignorable="w14 w15 w16se w16cid w16 w16cex w16sdtdh wp14">
+<w:ftr xmlns:wpc="http://schemas.microsoft.com/office/word/2010/wordprocessingCanvas" xmlns:cx="http://schemas.microsoft.com/office/drawing/2014/chartex" xmlns:cx1="http://schemas.microsoft.com/office/drawing/2015/9/8/chartex" xmlns:cx2="http://schemas.microsoft.com/office/drawing/2015/10/21/chartex" xmlns:cx3="http://schemas.microsoft.com/office/drawing/2016/5/9/chartex" xmlns:cx4="http://schemas.microsoft.com/office/drawing/2016/5/10/chartex" xmlns:cx5="http://schemas.microsoft.com/office/drawing/2016/5/11/chartex" xmlns:cx6="http://schemas.microsoft.com/office/drawing/2016/5/12/chartex" xmlns:cx7="http://schemas.microsoft.com/office/drawing/2016/5/13/chartex" xmlns:cx8="http://schemas.microsoft.com/office/drawing/2016/5/14/chartex" xmlns:mc="http://schemas.openxmlformats.org/markup-compatibility/2006" xmlns:aink="http://schemas.microsoft.com/office/drawing/2016/ink" xmlns:am3d="http://schemas.microsoft.com/office/drawing/2017/model3d" xmlns:o="urn:schemas-microsoft-com:office:office" xmlns:oel="http://schemas.microsoft.com/office/2019/extlst" xmlns:r="http://schemas.openxmlformats.org/officeDocument/2006/relationships" xmlns:m="http://schemas.openxmlformats.org/officeDocument/2006/math" xmlns:v="urn:schemas-microsoft-com:vml" xmlns:wp14="http://schemas.microsoft.com/office/word/2010/wordprocessingDrawing" xmlns:wp="http://schemas.openxmlformats.org/drawingml/2006/wordprocessingDrawing" xmlns:w10="urn:schemas-microsoft-com:office:word" xmlns:w="http://schemas.openxmlformats.org/wordprocessingml/2006/main" xmlns:w14="http://schemas.microsoft.com/office/word/2010/wordml" xmlns:w15="http://schemas.microsoft.com/office/word/2012/wordml" xmlns:w16cex="http://schemas.microsoft.com/office/word/2018/wordml/cex" xmlns:w16cid="http://schemas.microsoft.com/office/word/2016/wordml/cid" xmlns:w16="http://schemas.microsoft.com/office/word/2018/wordml" xmlns:w16du="http://schemas.microsoft.com/office/word/2023/wordml/word16du" xmlns:w16sdtdh="http://schemas.microsoft.com/office/word/2020/wordml/sdtdatahash" xmlns:w16sdtfl="http://schemas.microsoft.com/office/word/2024/wordml/sdtformatlock" xmlns:w16se="http://schemas.microsoft.com/office/word/2015/wordml/symex" xmlns:wpg="http://schemas.microsoft.com/office/word/2010/wordprocessingGroup" xmlns:wpi="http://schemas.microsoft.com/office/word/2010/wordprocessingInk" xmlns:wne="http://schemas.microsoft.com/office/word/2006/wordml" xmlns:wps="http://schemas.microsoft.com/office/word/2010/wordprocessingShape" mc:Ignorable="w14 w15 w16se w16cid w16 w16cex w16sdtdh w16sdtfl w16du wp14">
   <w:p>
     <w:pPr>
       <w:pStyle w:val="Pieddepage"/>
@@ -3924,14 +4586,28 @@
       <w:rPr>
         <w:i/>
       </w:rPr>
-      <w:t xml:space="preserve"> Éric Labonté, Cégep du Vieux Montréal</w:t>
+      <w:t xml:space="preserve"> Éric </w:t>
+    </w:r>
+    <w:proofErr w:type="spellStart"/>
+    <w:r>
+      <w:rPr>
+        <w:i/>
+      </w:rPr>
+      <w:t>Labonté</w:t>
+    </w:r>
+    <w:proofErr w:type="spellEnd"/>
+    <w:r>
+      <w:rPr>
+        <w:i/>
+      </w:rPr>
+      <w:t>, Cégep du Vieux Montréal</w:t>
     </w:r>
   </w:p>
 </w:ftr>
 </file>
 
 <file path=word/footnotes.xml><?xml version="1.0" encoding="utf-8"?>
-<w:footnotes xmlns:wpc="http://schemas.microsoft.com/office/word/2010/wordprocessingCanvas" xmlns:cx="http://schemas.microsoft.com/office/drawing/2014/chartex" xmlns:cx1="http://schemas.microsoft.com/office/drawing/2015/9/8/chartex" xmlns:cx2="http://schemas.microsoft.com/office/drawing/2015/10/21/chartex" xmlns:cx3="http://schemas.microsoft.com/office/drawing/2016/5/9/chartex" xmlns:cx4="http://schemas.microsoft.com/office/drawing/2016/5/10/chartex" xmlns:cx5="http://schemas.microsoft.com/office/drawing/2016/5/11/chartex" xmlns:cx6="http://schemas.microsoft.com/office/drawing/2016/5/12/chartex" xmlns:cx7="http://schemas.microsoft.com/office/drawing/2016/5/13/chartex" xmlns:cx8="http://schemas.microsoft.com/office/drawing/2016/5/14/chartex" xmlns:mc="http://schemas.openxmlformats.org/markup-compatibility/2006" xmlns:aink="http://schemas.microsoft.com/office/drawing/2016/ink" xmlns:am3d="http://schemas.microsoft.com/office/drawing/2017/model3d" xmlns:o="urn:schemas-microsoft-com:office:office" xmlns:oel="http://schemas.microsoft.com/office/2019/extlst" xmlns:r="http://schemas.openxmlformats.org/officeDocument/2006/relationships" xmlns:m="http://schemas.openxmlformats.org/officeDocument/2006/math" xmlns:v="urn:schemas-microsoft-com:vml" xmlns:wp14="http://schemas.microsoft.com/office/word/2010/wordprocessingDrawing" xmlns:wp="http://schemas.openxmlformats.org/drawingml/2006/wordprocessingDrawing" xmlns:w10="urn:schemas-microsoft-com:office:word" xmlns:w="http://schemas.openxmlformats.org/wordprocessingml/2006/main" xmlns:w14="http://schemas.microsoft.com/office/word/2010/wordml" xmlns:w15="http://schemas.microsoft.com/office/word/2012/wordml" xmlns:w16cex="http://schemas.microsoft.com/office/word/2018/wordml/cex" xmlns:w16cid="http://schemas.microsoft.com/office/word/2016/wordml/cid" xmlns:w16="http://schemas.microsoft.com/office/word/2018/wordml" xmlns:w16sdtdh="http://schemas.microsoft.com/office/word/2020/wordml/sdtdatahash" xmlns:w16se="http://schemas.microsoft.com/office/word/2015/wordml/symex" xmlns:wpg="http://schemas.microsoft.com/office/word/2010/wordprocessingGroup" xmlns:wpi="http://schemas.microsoft.com/office/word/2010/wordprocessingInk" xmlns:wne="http://schemas.microsoft.com/office/word/2006/wordml" xmlns:wps="http://schemas.microsoft.com/office/word/2010/wordprocessingShape" mc:Ignorable="w14 w15 w16se w16cid w16 w16cex w16sdtdh wp14">
+<w:footnotes xmlns:wpc="http://schemas.microsoft.com/office/word/2010/wordprocessingCanvas" xmlns:cx="http://schemas.microsoft.com/office/drawing/2014/chartex" xmlns:cx1="http://schemas.microsoft.com/office/drawing/2015/9/8/chartex" xmlns:cx2="http://schemas.microsoft.com/office/drawing/2015/10/21/chartex" xmlns:cx3="http://schemas.microsoft.com/office/drawing/2016/5/9/chartex" xmlns:cx4="http://schemas.microsoft.com/office/drawing/2016/5/10/chartex" xmlns:cx5="http://schemas.microsoft.com/office/drawing/2016/5/11/chartex" xmlns:cx6="http://schemas.microsoft.com/office/drawing/2016/5/12/chartex" xmlns:cx7="http://schemas.microsoft.com/office/drawing/2016/5/13/chartex" xmlns:cx8="http://schemas.microsoft.com/office/drawing/2016/5/14/chartex" xmlns:mc="http://schemas.openxmlformats.org/markup-compatibility/2006" xmlns:aink="http://schemas.microsoft.com/office/drawing/2016/ink" xmlns:am3d="http://schemas.microsoft.com/office/drawing/2017/model3d" xmlns:o="urn:schemas-microsoft-com:office:office" xmlns:oel="http://schemas.microsoft.com/office/2019/extlst" xmlns:r="http://schemas.openxmlformats.org/officeDocument/2006/relationships" xmlns:m="http://schemas.openxmlformats.org/officeDocument/2006/math" xmlns:v="urn:schemas-microsoft-com:vml" xmlns:wp14="http://schemas.microsoft.com/office/word/2010/wordprocessingDrawing" xmlns:wp="http://schemas.openxmlformats.org/drawingml/2006/wordprocessingDrawing" xmlns:w10="urn:schemas-microsoft-com:office:word" xmlns:w="http://schemas.openxmlformats.org/wordprocessingml/2006/main" xmlns:w14="http://schemas.microsoft.com/office/word/2010/wordml" xmlns:w15="http://schemas.microsoft.com/office/word/2012/wordml" xmlns:w16cex="http://schemas.microsoft.com/office/word/2018/wordml/cex" xmlns:w16cid="http://schemas.microsoft.com/office/word/2016/wordml/cid" xmlns:w16="http://schemas.microsoft.com/office/word/2018/wordml" xmlns:w16du="http://schemas.microsoft.com/office/word/2023/wordml/word16du" xmlns:w16sdtdh="http://schemas.microsoft.com/office/word/2020/wordml/sdtdatahash" xmlns:w16sdtfl="http://schemas.microsoft.com/office/word/2024/wordml/sdtformatlock" xmlns:w16se="http://schemas.microsoft.com/office/word/2015/wordml/symex" xmlns:wpg="http://schemas.microsoft.com/office/word/2010/wordprocessingGroup" xmlns:wpi="http://schemas.microsoft.com/office/word/2010/wordprocessingInk" xmlns:wne="http://schemas.microsoft.com/office/word/2006/wordml" xmlns:wps="http://schemas.microsoft.com/office/word/2010/wordprocessingShape" mc:Ignorable="w14 w15 w16se w16cid w16 w16cex w16sdtdh w16sdtfl w16du wp14">
   <w:footnote w:type="separator" w:id="-1">
     <w:p>
       <w:r>
@@ -3950,7 +4626,7 @@
 </file>
 
 <file path=word/header1.xml><?xml version="1.0" encoding="utf-8"?>
-<w:hdr xmlns:wpc="http://schemas.microsoft.com/office/word/2010/wordprocessingCanvas" xmlns:cx="http://schemas.microsoft.com/office/drawing/2014/chartex" xmlns:cx1="http://schemas.microsoft.com/office/drawing/2015/9/8/chartex" xmlns:cx2="http://schemas.microsoft.com/office/drawing/2015/10/21/chartex" xmlns:cx3="http://schemas.microsoft.com/office/drawing/2016/5/9/chartex" xmlns:cx4="http://schemas.microsoft.com/office/drawing/2016/5/10/chartex" xmlns:cx5="http://schemas.microsoft.com/office/drawing/2016/5/11/chartex" xmlns:cx6="http://schemas.microsoft.com/office/drawing/2016/5/12/chartex" xmlns:cx7="http://schemas.microsoft.com/office/drawing/2016/5/13/chartex" xmlns:cx8="http://schemas.microsoft.com/office/drawing/2016/5/14/chartex" xmlns:mc="http://schemas.openxmlformats.org/markup-compatibility/2006" xmlns:aink="http://schemas.microsoft.com/office/drawing/2016/ink" xmlns:am3d="http://schemas.microsoft.com/office/drawing/2017/model3d" xmlns:o="urn:schemas-microsoft-com:office:office" xmlns:oel="http://schemas.microsoft.com/office/2019/extlst" xmlns:r="http://schemas.openxmlformats.org/officeDocument/2006/relationships" xmlns:m="http://schemas.openxmlformats.org/officeDocument/2006/math" xmlns:v="urn:schemas-microsoft-com:vml" xmlns:wp14="http://schemas.microsoft.com/office/word/2010/wordprocessingDrawing" xmlns:wp="http://schemas.openxmlformats.org/drawingml/2006/wordprocessingDrawing" xmlns:w10="urn:schemas-microsoft-com:office:word" xmlns:w="http://schemas.openxmlformats.org/wordprocessingml/2006/main" xmlns:w14="http://schemas.microsoft.com/office/word/2010/wordml" xmlns:w15="http://schemas.microsoft.com/office/word/2012/wordml" xmlns:w16cex="http://schemas.microsoft.com/office/word/2018/wordml/cex" xmlns:w16cid="http://schemas.microsoft.com/office/word/2016/wordml/cid" xmlns:w16="http://schemas.microsoft.com/office/word/2018/wordml" xmlns:w16sdtdh="http://schemas.microsoft.com/office/word/2020/wordml/sdtdatahash" xmlns:w16se="http://schemas.microsoft.com/office/word/2015/wordml/symex" xmlns:wpg="http://schemas.microsoft.com/office/word/2010/wordprocessingGroup" xmlns:wpi="http://schemas.microsoft.com/office/word/2010/wordprocessingInk" xmlns:wne="http://schemas.microsoft.com/office/word/2006/wordml" xmlns:wps="http://schemas.microsoft.com/office/word/2010/wordprocessingShape" mc:Ignorable="w14 w15 w16se w16cid w16 w16cex w16sdtdh wp14">
+<w:hdr xmlns:wpc="http://schemas.microsoft.com/office/word/2010/wordprocessingCanvas" xmlns:cx="http://schemas.microsoft.com/office/drawing/2014/chartex" xmlns:cx1="http://schemas.microsoft.com/office/drawing/2015/9/8/chartex" xmlns:cx2="http://schemas.microsoft.com/office/drawing/2015/10/21/chartex" xmlns:cx3="http://schemas.microsoft.com/office/drawing/2016/5/9/chartex" xmlns:cx4="http://schemas.microsoft.com/office/drawing/2016/5/10/chartex" xmlns:cx5="http://schemas.microsoft.com/office/drawing/2016/5/11/chartex" xmlns:cx6="http://schemas.microsoft.com/office/drawing/2016/5/12/chartex" xmlns:cx7="http://schemas.microsoft.com/office/drawing/2016/5/13/chartex" xmlns:cx8="http://schemas.microsoft.com/office/drawing/2016/5/14/chartex" xmlns:mc="http://schemas.openxmlformats.org/markup-compatibility/2006" xmlns:aink="http://schemas.microsoft.com/office/drawing/2016/ink" xmlns:am3d="http://schemas.microsoft.com/office/drawing/2017/model3d" xmlns:o="urn:schemas-microsoft-com:office:office" xmlns:oel="http://schemas.microsoft.com/office/2019/extlst" xmlns:r="http://schemas.openxmlformats.org/officeDocument/2006/relationships" xmlns:m="http://schemas.openxmlformats.org/officeDocument/2006/math" xmlns:v="urn:schemas-microsoft-com:vml" xmlns:wp14="http://schemas.microsoft.com/office/word/2010/wordprocessingDrawing" xmlns:wp="http://schemas.openxmlformats.org/drawingml/2006/wordprocessingDrawing" xmlns:w10="urn:schemas-microsoft-com:office:word" xmlns:w="http://schemas.openxmlformats.org/wordprocessingml/2006/main" xmlns:w14="http://schemas.microsoft.com/office/word/2010/wordml" xmlns:w15="http://schemas.microsoft.com/office/word/2012/wordml" xmlns:w16cex="http://schemas.microsoft.com/office/word/2018/wordml/cex" xmlns:w16cid="http://schemas.microsoft.com/office/word/2016/wordml/cid" xmlns:w16="http://schemas.microsoft.com/office/word/2018/wordml" xmlns:w16du="http://schemas.microsoft.com/office/word/2023/wordml/word16du" xmlns:w16sdtdh="http://schemas.microsoft.com/office/word/2020/wordml/sdtdatahash" xmlns:w16sdtfl="http://schemas.microsoft.com/office/word/2024/wordml/sdtformatlock" xmlns:w16se="http://schemas.microsoft.com/office/word/2015/wordml/symex" xmlns:wpg="http://schemas.microsoft.com/office/word/2010/wordprocessingGroup" xmlns:wpi="http://schemas.microsoft.com/office/word/2010/wordprocessingInk" xmlns:wne="http://schemas.microsoft.com/office/word/2006/wordml" xmlns:wps="http://schemas.microsoft.com/office/word/2010/wordprocessingShape" mc:Ignorable="w14 w15 w16se w16cid w16 w16cex w16sdtdh w16sdtfl w16du wp14">
   <w:p>
     <w:pPr>
       <w:pStyle w:val="En-tte"/>
@@ -4074,7 +4750,7 @@
 </file>
 
 <file path=word/numbering.xml><?xml version="1.0" encoding="utf-8"?>
-<w:numbering xmlns:wpc="http://schemas.microsoft.com/office/word/2010/wordprocessingCanvas" xmlns:cx="http://schemas.microsoft.com/office/drawing/2014/chartex" xmlns:cx1="http://schemas.microsoft.com/office/drawing/2015/9/8/chartex" xmlns:cx2="http://schemas.microsoft.com/office/drawing/2015/10/21/chartex" xmlns:cx3="http://schemas.microsoft.com/office/drawing/2016/5/9/chartex" xmlns:cx4="http://schemas.microsoft.com/office/drawing/2016/5/10/chartex" xmlns:cx5="http://schemas.microsoft.com/office/drawing/2016/5/11/chartex" xmlns:cx6="http://schemas.microsoft.com/office/drawing/2016/5/12/chartex" xmlns:cx7="http://schemas.microsoft.com/office/drawing/2016/5/13/chartex" xmlns:cx8="http://schemas.microsoft.com/office/drawing/2016/5/14/chartex" xmlns:mc="http://schemas.openxmlformats.org/markup-compatibility/2006" xmlns:aink="http://schemas.microsoft.com/office/drawing/2016/ink" xmlns:am3d="http://schemas.microsoft.com/office/drawing/2017/model3d" xmlns:o="urn:schemas-microsoft-com:office:office" xmlns:oel="http://schemas.microsoft.com/office/2019/extlst" xmlns:r="http://schemas.openxmlformats.org/officeDocument/2006/relationships" xmlns:m="http://schemas.openxmlformats.org/officeDocument/2006/math" xmlns:v="urn:schemas-microsoft-com:vml" xmlns:wp14="http://schemas.microsoft.com/office/word/2010/wordprocessingDrawing" xmlns:wp="http://schemas.openxmlformats.org/drawingml/2006/wordprocessingDrawing" xmlns:w10="urn:schemas-microsoft-com:office:word" xmlns:w="http://schemas.openxmlformats.org/wordprocessingml/2006/main" xmlns:w14="http://schemas.microsoft.com/office/word/2010/wordml" xmlns:w15="http://schemas.microsoft.com/office/word/2012/wordml" xmlns:w16cex="http://schemas.microsoft.com/office/word/2018/wordml/cex" xmlns:w16cid="http://schemas.microsoft.com/office/word/2016/wordml/cid" xmlns:w16="http://schemas.microsoft.com/office/word/2018/wordml" xmlns:w16sdtdh="http://schemas.microsoft.com/office/word/2020/wordml/sdtdatahash" xmlns:w16se="http://schemas.microsoft.com/office/word/2015/wordml/symex" xmlns:wpg="http://schemas.microsoft.com/office/word/2010/wordprocessingGroup" xmlns:wpi="http://schemas.microsoft.com/office/word/2010/wordprocessingInk" xmlns:wne="http://schemas.microsoft.com/office/word/2006/wordml" xmlns:wps="http://schemas.microsoft.com/office/word/2010/wordprocessingShape" mc:Ignorable="w14 w15 w16se w16cid w16 w16cex w16sdtdh wp14">
+<w:numbering xmlns:wpc="http://schemas.microsoft.com/office/word/2010/wordprocessingCanvas" xmlns:cx="http://schemas.microsoft.com/office/drawing/2014/chartex" xmlns:cx1="http://schemas.microsoft.com/office/drawing/2015/9/8/chartex" xmlns:cx2="http://schemas.microsoft.com/office/drawing/2015/10/21/chartex" xmlns:cx3="http://schemas.microsoft.com/office/drawing/2016/5/9/chartex" xmlns:cx4="http://schemas.microsoft.com/office/drawing/2016/5/10/chartex" xmlns:cx5="http://schemas.microsoft.com/office/drawing/2016/5/11/chartex" xmlns:cx6="http://schemas.microsoft.com/office/drawing/2016/5/12/chartex" xmlns:cx7="http://schemas.microsoft.com/office/drawing/2016/5/13/chartex" xmlns:cx8="http://schemas.microsoft.com/office/drawing/2016/5/14/chartex" xmlns:mc="http://schemas.openxmlformats.org/markup-compatibility/2006" xmlns:aink="http://schemas.microsoft.com/office/drawing/2016/ink" xmlns:am3d="http://schemas.microsoft.com/office/drawing/2017/model3d" xmlns:o="urn:schemas-microsoft-com:office:office" xmlns:oel="http://schemas.microsoft.com/office/2019/extlst" xmlns:r="http://schemas.openxmlformats.org/officeDocument/2006/relationships" xmlns:m="http://schemas.openxmlformats.org/officeDocument/2006/math" xmlns:v="urn:schemas-microsoft-com:vml" xmlns:wp14="http://schemas.microsoft.com/office/word/2010/wordprocessingDrawing" xmlns:wp="http://schemas.openxmlformats.org/drawingml/2006/wordprocessingDrawing" xmlns:w10="urn:schemas-microsoft-com:office:word" xmlns:w="http://schemas.openxmlformats.org/wordprocessingml/2006/main" xmlns:w14="http://schemas.microsoft.com/office/word/2010/wordml" xmlns:w15="http://schemas.microsoft.com/office/word/2012/wordml" xmlns:w16cex="http://schemas.microsoft.com/office/word/2018/wordml/cex" xmlns:w16cid="http://schemas.microsoft.com/office/word/2016/wordml/cid" xmlns:w16="http://schemas.microsoft.com/office/word/2018/wordml" xmlns:w16du="http://schemas.microsoft.com/office/word/2023/wordml/word16du" xmlns:w16sdtdh="http://schemas.microsoft.com/office/word/2020/wordml/sdtdatahash" xmlns:w16sdtfl="http://schemas.microsoft.com/office/word/2024/wordml/sdtformatlock" xmlns:w16se="http://schemas.microsoft.com/office/word/2015/wordml/symex" xmlns:wpg="http://schemas.microsoft.com/office/word/2010/wordprocessingGroup" xmlns:wpi="http://schemas.microsoft.com/office/word/2010/wordprocessingInk" xmlns:wne="http://schemas.microsoft.com/office/word/2006/wordml" xmlns:wps="http://schemas.microsoft.com/office/word/2010/wordprocessingShape" mc:Ignorable="w14 w15 w16se w16cid w16 w16cex w16sdtdh w16sdtfl w16du wp14">
   <w:abstractNum w:abstractNumId="0" w15:restartNumberingAfterBreak="0">
     <w:nsid w:val="07F313DE"/>
     <w:multiLevelType w:val="hybridMultilevel"/>
@@ -6735,7 +7411,7 @@
 </file>
 
 <file path=word/styles.xml><?xml version="1.0" encoding="utf-8"?>
-<w:styles xmlns:mc="http://schemas.openxmlformats.org/markup-compatibility/2006" xmlns:r="http://schemas.openxmlformats.org/officeDocument/2006/relationships" xmlns:w="http://schemas.openxmlformats.org/wordprocessingml/2006/main" xmlns:w14="http://schemas.microsoft.com/office/word/2010/wordml" xmlns:w15="http://schemas.microsoft.com/office/word/2012/wordml" xmlns:w16cex="http://schemas.microsoft.com/office/word/2018/wordml/cex" xmlns:w16cid="http://schemas.microsoft.com/office/word/2016/wordml/cid" xmlns:w16="http://schemas.microsoft.com/office/word/2018/wordml" xmlns:w16sdtdh="http://schemas.microsoft.com/office/word/2020/wordml/sdtdatahash" xmlns:w16se="http://schemas.microsoft.com/office/word/2015/wordml/symex" mc:Ignorable="w14 w15 w16se w16cid w16 w16cex w16sdtdh">
+<w:styles xmlns:mc="http://schemas.openxmlformats.org/markup-compatibility/2006" xmlns:r="http://schemas.openxmlformats.org/officeDocument/2006/relationships" xmlns:w="http://schemas.openxmlformats.org/wordprocessingml/2006/main" xmlns:w14="http://schemas.microsoft.com/office/word/2010/wordml" xmlns:w15="http://schemas.microsoft.com/office/word/2012/wordml" xmlns:w16cex="http://schemas.microsoft.com/office/word/2018/wordml/cex" xmlns:w16cid="http://schemas.microsoft.com/office/word/2016/wordml/cid" xmlns:w16="http://schemas.microsoft.com/office/word/2018/wordml" xmlns:w16du="http://schemas.microsoft.com/office/word/2023/wordml/word16du" xmlns:w16sdtdh="http://schemas.microsoft.com/office/word/2020/wordml/sdtdatahash" xmlns:w16sdtfl="http://schemas.microsoft.com/office/word/2024/wordml/sdtformatlock" xmlns:w16se="http://schemas.microsoft.com/office/word/2015/wordml/symex" mc:Ignorable="w14 w15 w16se w16cid w16 w16cex w16sdtdh w16sdtfl w16du">
   <w:docDefaults>
     <w:rPrDefault>
       <w:rPr>
@@ -7440,7 +8116,7 @@
 </file>
 
 <file path=word/glossary/document.xml><?xml version="1.0" encoding="utf-8"?>
-<w:glossaryDocument xmlns:wpc="http://schemas.microsoft.com/office/word/2010/wordprocessingCanvas" xmlns:cx="http://schemas.microsoft.com/office/drawing/2014/chartex" xmlns:cx1="http://schemas.microsoft.com/office/drawing/2015/9/8/chartex" xmlns:cx2="http://schemas.microsoft.com/office/drawing/2015/10/21/chartex" xmlns:cx3="http://schemas.microsoft.com/office/drawing/2016/5/9/chartex" xmlns:cx4="http://schemas.microsoft.com/office/drawing/2016/5/10/chartex" xmlns:cx5="http://schemas.microsoft.com/office/drawing/2016/5/11/chartex" xmlns:cx6="http://schemas.microsoft.com/office/drawing/2016/5/12/chartex" xmlns:cx7="http://schemas.microsoft.com/office/drawing/2016/5/13/chartex" xmlns:cx8="http://schemas.microsoft.com/office/drawing/2016/5/14/chartex" xmlns:mc="http://schemas.openxmlformats.org/markup-compatibility/2006" xmlns:aink="http://schemas.microsoft.com/office/drawing/2016/ink" xmlns:am3d="http://schemas.microsoft.com/office/drawing/2017/model3d" xmlns:o="urn:schemas-microsoft-com:office:office" xmlns:oel="http://schemas.microsoft.com/office/2019/extlst" xmlns:r="http://schemas.openxmlformats.org/officeDocument/2006/relationships" xmlns:m="http://schemas.openxmlformats.org/officeDocument/2006/math" xmlns:v="urn:schemas-microsoft-com:vml" xmlns:wp14="http://schemas.microsoft.com/office/word/2010/wordprocessingDrawing" xmlns:wp="http://schemas.openxmlformats.org/drawingml/2006/wordprocessingDrawing" xmlns:w10="urn:schemas-microsoft-com:office:word" xmlns:w="http://schemas.openxmlformats.org/wordprocessingml/2006/main" xmlns:w14="http://schemas.microsoft.com/office/word/2010/wordml" xmlns:w15="http://schemas.microsoft.com/office/word/2012/wordml" xmlns:w16cex="http://schemas.microsoft.com/office/word/2018/wordml/cex" xmlns:w16cid="http://schemas.microsoft.com/office/word/2016/wordml/cid" xmlns:w16="http://schemas.microsoft.com/office/word/2018/wordml" xmlns:w16sdtdh="http://schemas.microsoft.com/office/word/2020/wordml/sdtdatahash" xmlns:w16se="http://schemas.microsoft.com/office/word/2015/wordml/symex" xmlns:wpg="http://schemas.microsoft.com/office/word/2010/wordprocessingGroup" xmlns:wpi="http://schemas.microsoft.com/office/word/2010/wordprocessingInk" xmlns:wne="http://schemas.microsoft.com/office/word/2006/wordml" xmlns:wps="http://schemas.microsoft.com/office/word/2010/wordprocessingShape" mc:Ignorable="w14 w15 w16se w16cid w16 w16cex w16sdtdh wp14">
+<w:glossaryDocument xmlns:wpc="http://schemas.microsoft.com/office/word/2010/wordprocessingCanvas" xmlns:cx="http://schemas.microsoft.com/office/drawing/2014/chartex" xmlns:cx1="http://schemas.microsoft.com/office/drawing/2015/9/8/chartex" xmlns:cx2="http://schemas.microsoft.com/office/drawing/2015/10/21/chartex" xmlns:cx3="http://schemas.microsoft.com/office/drawing/2016/5/9/chartex" xmlns:cx4="http://schemas.microsoft.com/office/drawing/2016/5/10/chartex" xmlns:cx5="http://schemas.microsoft.com/office/drawing/2016/5/11/chartex" xmlns:cx6="http://schemas.microsoft.com/office/drawing/2016/5/12/chartex" xmlns:cx7="http://schemas.microsoft.com/office/drawing/2016/5/13/chartex" xmlns:cx8="http://schemas.microsoft.com/office/drawing/2016/5/14/chartex" xmlns:mc="http://schemas.openxmlformats.org/markup-compatibility/2006" xmlns:aink="http://schemas.microsoft.com/office/drawing/2016/ink" xmlns:am3d="http://schemas.microsoft.com/office/drawing/2017/model3d" xmlns:o="urn:schemas-microsoft-com:office:office" xmlns:oel="http://schemas.microsoft.com/office/2019/extlst" xmlns:r="http://schemas.openxmlformats.org/officeDocument/2006/relationships" xmlns:m="http://schemas.openxmlformats.org/officeDocument/2006/math" xmlns:v="urn:schemas-microsoft-com:vml" xmlns:wp14="http://schemas.microsoft.com/office/word/2010/wordprocessingDrawing" xmlns:wp="http://schemas.openxmlformats.org/drawingml/2006/wordprocessingDrawing" xmlns:w10="urn:schemas-microsoft-com:office:word" xmlns:w="http://schemas.openxmlformats.org/wordprocessingml/2006/main" xmlns:w14="http://schemas.microsoft.com/office/word/2010/wordml" xmlns:w15="http://schemas.microsoft.com/office/word/2012/wordml" xmlns:w16cex="http://schemas.microsoft.com/office/word/2018/wordml/cex" xmlns:w16cid="http://schemas.microsoft.com/office/word/2016/wordml/cid" xmlns:w16="http://schemas.microsoft.com/office/word/2018/wordml" xmlns:w16du="http://schemas.microsoft.com/office/word/2023/wordml/word16du" xmlns:w16sdtdh="http://schemas.microsoft.com/office/word/2020/wordml/sdtdatahash" xmlns:w16sdtfl="http://schemas.microsoft.com/office/word/2024/wordml/sdtformatlock" xmlns:w16se="http://schemas.microsoft.com/office/word/2015/wordml/symex" xmlns:wpg="http://schemas.microsoft.com/office/word/2010/wordprocessingGroup" xmlns:wpi="http://schemas.microsoft.com/office/word/2010/wordprocessingInk" xmlns:wne="http://schemas.microsoft.com/office/word/2006/wordml" xmlns:wps="http://schemas.microsoft.com/office/word/2010/wordprocessingShape" mc:Ignorable="w14 w15 w16se w16cid w16 w16cex w16sdtdh w16sdtfl w16du wp14">
   <w:docParts>
     <w:docPart>
       <w:docPartPr>
@@ -7473,7 +8149,7 @@
 </file>
 
 <file path=word/glossary/fontTable.xml><?xml version="1.0" encoding="utf-8"?>
-<w:fonts xmlns:mc="http://schemas.openxmlformats.org/markup-compatibility/2006" xmlns:r="http://schemas.openxmlformats.org/officeDocument/2006/relationships" xmlns:w="http://schemas.openxmlformats.org/wordprocessingml/2006/main" xmlns:w14="http://schemas.microsoft.com/office/word/2010/wordml" xmlns:w15="http://schemas.microsoft.com/office/word/2012/wordml" xmlns:w16cex="http://schemas.microsoft.com/office/word/2018/wordml/cex" xmlns:w16cid="http://schemas.microsoft.com/office/word/2016/wordml/cid" xmlns:w16="http://schemas.microsoft.com/office/word/2018/wordml" xmlns:w16sdtdh="http://schemas.microsoft.com/office/word/2020/wordml/sdtdatahash" xmlns:w16se="http://schemas.microsoft.com/office/word/2015/wordml/symex" mc:Ignorable="w14 w15 w16se w16cid w16 w16cex w16sdtdh">
+<w:fonts xmlns:mc="http://schemas.openxmlformats.org/markup-compatibility/2006" xmlns:r="http://schemas.openxmlformats.org/officeDocument/2006/relationships" xmlns:w="http://schemas.openxmlformats.org/wordprocessingml/2006/main" xmlns:w14="http://schemas.microsoft.com/office/word/2010/wordml" xmlns:w15="http://schemas.microsoft.com/office/word/2012/wordml" xmlns:w16cex="http://schemas.microsoft.com/office/word/2018/wordml/cex" xmlns:w16cid="http://schemas.microsoft.com/office/word/2016/wordml/cid" xmlns:w16="http://schemas.microsoft.com/office/word/2018/wordml" xmlns:w16du="http://schemas.microsoft.com/office/word/2023/wordml/word16du" xmlns:w16sdtdh="http://schemas.microsoft.com/office/word/2020/wordml/sdtdatahash" xmlns:w16sdtfl="http://schemas.microsoft.com/office/word/2024/wordml/sdtformatlock" xmlns:w16se="http://schemas.microsoft.com/office/word/2015/wordml/symex" mc:Ignorable="w14 w15 w16se w16cid w16 w16cex w16sdtdh w16sdtfl w16du">
   <w:font w:name="Times New Roman">
     <w:panose1 w:val="02020603050405020304"/>
     <w:charset w:val="00"/>
@@ -7493,7 +8169,7 @@
     <w:charset w:val="00"/>
     <w:family w:val="swiss"/>
     <w:pitch w:val="variable"/>
-    <w:sig w:usb0="E4002EFF" w:usb1="C000247B" w:usb2="00000009" w:usb3="00000000" w:csb0="000001FF" w:csb1="00000000"/>
+    <w:sig w:usb0="E4002EFF" w:usb1="C200247B" w:usb2="00000009" w:usb3="00000000" w:csb0="000001FF" w:csb1="00000000"/>
   </w:font>
   <w:font w:name="Courier New">
     <w:panose1 w:val="02070309020205020404"/>
@@ -7544,18 +8220,24 @@
     <w:pitch w:val="variable"/>
     <w:sig w:usb0="E10002FF" w:usb1="5000ECFF" w:usb2="00000021" w:usb3="00000000" w:csb0="0000019F" w:csb1="00000000"/>
   </w:font>
-  <w:font w:name="Calibri Light">
-    <w:panose1 w:val="020F0302020204030204"/>
+  <w:font w:name="Aptos">
+    <w:altName w:val="Calibri"/>
     <w:charset w:val="00"/>
-    <w:family w:val="swiss"/>
-    <w:pitch w:val="variable"/>
-    <w:sig w:usb0="E4002EFF" w:usb1="C000247B" w:usb2="00000009" w:usb3="00000000" w:csb0="000001FF" w:csb1="00000000"/>
+    <w:family w:val="roman"/>
+    <w:pitch w:val="default"/>
+  </w:font>
+  <w:font w:name="Aptos Display">
+    <w:panose1 w:val="00000000000000000000"/>
+    <w:charset w:val="00"/>
+    <w:family w:val="roman"/>
+    <w:notTrueType/>
+    <w:pitch w:val="default"/>
   </w:font>
 </w:fonts>
 </file>
 
 <file path=word/glossary/settings.xml><?xml version="1.0" encoding="utf-8"?>
-<w:settings xmlns:mc="http://schemas.openxmlformats.org/markup-compatibility/2006" xmlns:o="urn:schemas-microsoft-com:office:office" xmlns:r="http://schemas.openxmlformats.org/officeDocument/2006/relationships" xmlns:m="http://schemas.openxmlformats.org/officeDocument/2006/math" xmlns:v="urn:schemas-microsoft-com:vml" xmlns:w10="urn:schemas-microsoft-com:office:word" xmlns:w="http://schemas.openxmlformats.org/wordprocessingml/2006/main" xmlns:w14="http://schemas.microsoft.com/office/word/2010/wordml" xmlns:w15="http://schemas.microsoft.com/office/word/2012/wordml" xmlns:w16cex="http://schemas.microsoft.com/office/word/2018/wordml/cex" xmlns:w16cid="http://schemas.microsoft.com/office/word/2016/wordml/cid" xmlns:w16="http://schemas.microsoft.com/office/word/2018/wordml" xmlns:w16sdtdh="http://schemas.microsoft.com/office/word/2020/wordml/sdtdatahash" xmlns:w16se="http://schemas.microsoft.com/office/word/2015/wordml/symex" xmlns:sl="http://schemas.openxmlformats.org/schemaLibrary/2006/main" mc:Ignorable="w14 w15 w16se w16cid w16 w16cex w16sdtdh">
+<w:settings xmlns:mc="http://schemas.openxmlformats.org/markup-compatibility/2006" xmlns:o="urn:schemas-microsoft-com:office:office" xmlns:r="http://schemas.openxmlformats.org/officeDocument/2006/relationships" xmlns:m="http://schemas.openxmlformats.org/officeDocument/2006/math" xmlns:v="urn:schemas-microsoft-com:vml" xmlns:w10="urn:schemas-microsoft-com:office:word" xmlns:w="http://schemas.openxmlformats.org/wordprocessingml/2006/main" xmlns:w14="http://schemas.microsoft.com/office/word/2010/wordml" xmlns:w15="http://schemas.microsoft.com/office/word/2012/wordml" xmlns:w16cex="http://schemas.microsoft.com/office/word/2018/wordml/cex" xmlns:w16cid="http://schemas.microsoft.com/office/word/2016/wordml/cid" xmlns:w16="http://schemas.microsoft.com/office/word/2018/wordml" xmlns:w16du="http://schemas.microsoft.com/office/word/2023/wordml/word16du" xmlns:w16sdtdh="http://schemas.microsoft.com/office/word/2020/wordml/sdtdatahash" xmlns:w16sdtfl="http://schemas.microsoft.com/office/word/2024/wordml/sdtformatlock" xmlns:w16se="http://schemas.microsoft.com/office/word/2015/wordml/symex" xmlns:sl="http://schemas.openxmlformats.org/schemaLibrary/2006/main" mc:Ignorable="w14 w15 w16se w16cid w16 w16cex w16sdtdh w16sdtfl w16du">
   <w:view w:val="normal"/>
   <w:defaultTabStop w:val="708"/>
   <w:hyphenationZone w:val="425"/>
@@ -7571,11 +8253,13 @@
   </w:compat>
   <w:rsids>
     <w:rsidRoot w:val="008D4ECC"/>
+    <w:rsid w:val="003A115E"/>
     <w:rsid w:val="008D4ECC"/>
     <w:rsid w:val="00B44A00"/>
     <w:rsid w:val="00B87C54"/>
     <w:rsid w:val="00F75EC2"/>
     <w:rsid w:val="00F76BD0"/>
+    <w:rsid w:val="00FA5E19"/>
   </w:rsids>
   <m:mathPr>
     <m:mathFont m:val="Cambria Math"/>
@@ -7599,7 +8283,7 @@
 </file>
 
 <file path=word/glossary/styles.xml><?xml version="1.0" encoding="utf-8"?>
-<w:styles xmlns:mc="http://schemas.openxmlformats.org/markup-compatibility/2006" xmlns:r="http://schemas.openxmlformats.org/officeDocument/2006/relationships" xmlns:w="http://schemas.openxmlformats.org/wordprocessingml/2006/main" xmlns:w14="http://schemas.microsoft.com/office/word/2010/wordml" xmlns:w15="http://schemas.microsoft.com/office/word/2012/wordml" xmlns:w16cex="http://schemas.microsoft.com/office/word/2018/wordml/cex" xmlns:w16cid="http://schemas.microsoft.com/office/word/2016/wordml/cid" xmlns:w16="http://schemas.microsoft.com/office/word/2018/wordml" xmlns:w16sdtdh="http://schemas.microsoft.com/office/word/2020/wordml/sdtdatahash" xmlns:w16se="http://schemas.microsoft.com/office/word/2015/wordml/symex" mc:Ignorable="w14 w15 w16se w16cid w16 w16cex w16sdtdh">
+<w:styles xmlns:mc="http://schemas.openxmlformats.org/markup-compatibility/2006" xmlns:r="http://schemas.openxmlformats.org/officeDocument/2006/relationships" xmlns:w="http://schemas.openxmlformats.org/wordprocessingml/2006/main" xmlns:w14="http://schemas.microsoft.com/office/word/2010/wordml" xmlns:w15="http://schemas.microsoft.com/office/word/2012/wordml" xmlns:w16cex="http://schemas.microsoft.com/office/word/2018/wordml/cex" xmlns:w16cid="http://schemas.microsoft.com/office/word/2016/wordml/cid" xmlns:w16="http://schemas.microsoft.com/office/word/2018/wordml" xmlns:w16du="http://schemas.microsoft.com/office/word/2023/wordml/word16du" xmlns:w16sdtdh="http://schemas.microsoft.com/office/word/2020/wordml/sdtdatahash" xmlns:w16sdtfl="http://schemas.microsoft.com/office/word/2024/wordml/sdtformatlock" xmlns:w16se="http://schemas.microsoft.com/office/word/2015/wordml/symex" mc:Ignorable="w14 w15 w16se w16cid w16 w16cex w16sdtdh w16sdtfl w16du">
   <w:docDefaults>
     <w:rPrDefault>
       <w:rPr>
@@ -8038,7 +8722,7 @@
 </file>
 
 <file path=word/glossary/webSettings.xml><?xml version="1.0" encoding="utf-8"?>
-<w:webSettings xmlns:mc="http://schemas.openxmlformats.org/markup-compatibility/2006" xmlns:r="http://schemas.openxmlformats.org/officeDocument/2006/relationships" xmlns:w="http://schemas.openxmlformats.org/wordprocessingml/2006/main" xmlns:w14="http://schemas.microsoft.com/office/word/2010/wordml" xmlns:w15="http://schemas.microsoft.com/office/word/2012/wordml" xmlns:w16cex="http://schemas.microsoft.com/office/word/2018/wordml/cex" xmlns:w16cid="http://schemas.microsoft.com/office/word/2016/wordml/cid" xmlns:w16="http://schemas.microsoft.com/office/word/2018/wordml" xmlns:w16sdtdh="http://schemas.microsoft.com/office/word/2020/wordml/sdtdatahash" xmlns:w16se="http://schemas.microsoft.com/office/word/2015/wordml/symex" mc:Ignorable="w14 w15 w16se w16cid w16 w16cex w16sdtdh">
+<w:webSettings xmlns:mc="http://schemas.openxmlformats.org/markup-compatibility/2006" xmlns:r="http://schemas.openxmlformats.org/officeDocument/2006/relationships" xmlns:w="http://schemas.openxmlformats.org/wordprocessingml/2006/main" xmlns:w14="http://schemas.microsoft.com/office/word/2010/wordml" xmlns:w15="http://schemas.microsoft.com/office/word/2012/wordml" xmlns:w16cex="http://schemas.microsoft.com/office/word/2018/wordml/cex" xmlns:w16cid="http://schemas.microsoft.com/office/word/2016/wordml/cid" xmlns:w16="http://schemas.microsoft.com/office/word/2018/wordml" xmlns:w16du="http://schemas.microsoft.com/office/word/2023/wordml/word16du" xmlns:w16sdtdh="http://schemas.microsoft.com/office/word/2020/wordml/sdtdatahash" xmlns:w16sdtfl="http://schemas.microsoft.com/office/word/2024/wordml/sdtformatlock" xmlns:w16se="http://schemas.microsoft.com/office/word/2015/wordml/symex" mc:Ignorable="w14 w15 w16se w16cid w16 w16cex w16sdtdh w16sdtfl w16du">
   <w:optimizeForBrowser/>
   <w:allowPNG/>
 </w:webSettings>
